--- a/docs/開源AI模型應用組佐證文件.docx
+++ b/docs/開源AI模型應用組佐證文件.docx
@@ -1,340 +1,472 @@
 
 <file path=word/document.xml><?xml version="1.0" encoding="utf-8"?>
-<w:document xmlns:mc="http://schemas.openxmlformats.org/markup-compatibility/2006" xmlns:o="urn:schemas-microsoft-com:office:office" xmlns:r="http://schemas.openxmlformats.org/officeDocument/2006/relationships" xmlns:m="http://schemas.openxmlformats.org/officeDocument/2006/math" xmlns:v="urn:schemas-microsoft-com:vml" xmlns:wp="http://schemas.openxmlformats.org/drawingml/2006/wordprocessingDrawing" xmlns:w10="urn:schemas-microsoft-com:office:word" xmlns:w="http://schemas.openxmlformats.org/wordprocessingml/2006/main" xmlns:wne="http://schemas.microsoft.com/office/word/2006/wordml" xmlns:sl="http://schemas.openxmlformats.org/schemaLibrary/2006/main" xmlns:a="http://schemas.openxmlformats.org/drawingml/2006/main" xmlns:pic="http://schemas.openxmlformats.org/drawingml/2006/picture" xmlns:c="http://schemas.openxmlformats.org/drawingml/2006/chart" xmlns:lc="http://schemas.openxmlformats.org/drawingml/2006/lockedCanvas" xmlns:dgm="http://schemas.openxmlformats.org/drawingml/2006/diagram" xmlns:wps="http://schemas.microsoft.com/office/word/2010/wordprocessingShape" xmlns:wpg="http://schemas.microsoft.com/office/word/2010/wordprocessingGroup" xmlns:w14="http://schemas.microsoft.com/office/word/2010/wordml" xmlns:w15="http://schemas.microsoft.com/office/word/2012/wordml" xmlns:w16="http://schemas.microsoft.com/office/word/2018/wordml" xmlns:w16cex="http://schemas.microsoft.com/office/word/2018/wordml/cex" xmlns:w16cid="http://schemas.microsoft.com/office/word/2016/wordml/cid" xmlns="http://schemas.microsoft.com/office/tasks/2019/documenttasks" xmlns:cr="http://schemas.microsoft.com/office/comments/2020/reactions">
+<w:document xmlns:wpc="http://schemas.microsoft.com/office/word/2010/wordprocessingCanvas" xmlns:cx="http://schemas.microsoft.com/office/drawing/2014/chartex" xmlns:cx1="http://schemas.microsoft.com/office/drawing/2015/9/8/chartex" xmlns:cx2="http://schemas.microsoft.com/office/drawing/2015/10/21/chartex" xmlns:cx3="http://schemas.microsoft.com/office/drawing/2016/5/9/chartex" xmlns:cx4="http://schemas.microsoft.com/office/drawing/2016/5/10/chartex" xmlns:cx5="http://schemas.microsoft.com/office/drawing/2016/5/11/chartex" xmlns:cx6="http://schemas.microsoft.com/office/drawing/2016/5/12/chartex" xmlns:cx7="http://schemas.microsoft.com/office/drawing/2016/5/13/chartex" xmlns:cx8="http://schemas.microsoft.com/office/drawing/2016/5/14/chartex" xmlns:mc="http://schemas.openxmlformats.org/markup-compatibility/2006" xmlns:aink="http://schemas.microsoft.com/office/drawing/2016/ink" xmlns:am3d="http://schemas.microsoft.com/office/drawing/2017/model3d" xmlns:o="urn:schemas-microsoft-com:office:office" xmlns:oel="http://schemas.microsoft.com/office/2019/extlst" xmlns:r="http://schemas.openxmlformats.org/officeDocument/2006/relationships" xmlns:m="http://schemas.openxmlformats.org/officeDocument/2006/math" xmlns:v="urn:schemas-microsoft-com:vml" xmlns:wp14="http://schemas.microsoft.com/office/word/2010/wordprocessingDrawing" xmlns:wp="http://schemas.openxmlformats.org/drawingml/2006/wordprocessingDrawing" xmlns:w10="urn:schemas-microsoft-com:office:word" xmlns:w="http://schemas.openxmlformats.org/wordprocessingml/2006/main" xmlns:w14="http://schemas.microsoft.com/office/word/2010/wordml" xmlns:w15="http://schemas.microsoft.com/office/word/2012/wordml" xmlns:w16cex="http://schemas.microsoft.com/office/word/2018/wordml/cex" xmlns:w16cid="http://schemas.microsoft.com/office/word/2016/wordml/cid" xmlns:w16="http://schemas.microsoft.com/office/word/2018/wordml" xmlns:w16du="http://schemas.microsoft.com/office/word/2023/wordml/word16du" xmlns:w16sdtdh="http://schemas.microsoft.com/office/word/2020/wordml/sdtdatahash" xmlns:w16sdtfl="http://schemas.microsoft.com/office/word/2024/wordml/sdtformatlock" xmlns:w16se="http://schemas.microsoft.com/office/word/2015/wordml/symex" xmlns:wpg="http://schemas.microsoft.com/office/word/2010/wordprocessingGroup" xmlns:wpi="http://schemas.microsoft.com/office/word/2010/wordprocessingInk" xmlns:wne="http://schemas.microsoft.com/office/word/2006/wordml" xmlns:wps="http://schemas.microsoft.com/office/word/2010/wordprocessingShape" mc:Ignorable="w14 w15 w16se w16cid w16 w16cex w16sdtdh w16sdtfl w16du wp14">
   <w:body>
     <w:p>
       <w:pPr>
-        <w:widowControl w:val="1"/>
+        <w:widowControl/>
         <w:jc w:val="center"/>
         <w:rPr>
-          <w:rFonts w:ascii="Times New Roman" w:cs="Times New Roman" w:eastAsia="Times New Roman" w:hAnsi="Times New Roman"/>
-          <w:b w:val="1"/>
-          <w:bCs w:val="1"/>
+          <w:rFonts w:ascii="Times New Roman" w:hAnsi="Times New Roman" w:cs="Times New Roman" w:hint="eastAsia"/>
+          <w:b/>
+          <w:bCs/>
           <w:sz w:val="32"/>
           <w:szCs w:val="32"/>
         </w:rPr>
       </w:pPr>
-      <w:bookmarkStart w:colFirst="0" w:colLast="0" w:name="_ftbza1hjhepd" w:id="0"/>
+      <w:bookmarkStart w:id="0" w:name="_ftbza1hjhepd" w:colFirst="0" w:colLast="0"/>
       <w:bookmarkEnd w:id="0"/>
       <w:r>
         <w:rPr>
-          <w:rFonts w:ascii="Gungsuh" w:cs="Gungsuh" w:eastAsia="Gungsuh" w:hAnsi="Gungsuh"/>
-          <w:b w:val="1"/>
-          <w:bCs w:val="1"/>
+          <w:rFonts w:ascii="Gungsuh" w:eastAsia="Gungsuh" w:hAnsi="Gungsuh" w:cs="Gungsuh"/>
+          <w:b/>
+          <w:bCs/>
           <w:sz w:val="32"/>
           <w:szCs w:val="32"/>
-          <w:rtl w:val="0"/>
         </w:rPr>
-        <w:t xml:space="preserve">大專校院資訊應用服務創新競賽「開源 AI 模型應用組」佐證文件</w:t>
+        <w:t>大專校院資訊應用服務創新競賽「開源 AI 模型應用組」佐證文件</w:t>
       </w:r>
     </w:p>
     <w:tbl>
       <w:tblPr>
-        <w:tblStyle w:val="Table1"/>
-        <w:tblW w:w="10448.0" w:type="dxa"/>
-        <w:jc w:val="left"/>
+        <w:tblStyle w:val="a5"/>
+        <w:tblW w:w="10448" w:type="dxa"/>
+        <w:tblInd w:w="0" w:type="dxa"/>
         <w:tblBorders>
-          <w:top w:color="000000" w:space="0" w:sz="4" w:val="single"/>
-          <w:left w:color="000000" w:space="0" w:sz="4" w:val="single"/>
-          <w:bottom w:color="000000" w:space="0" w:sz="4" w:val="single"/>
-          <w:right w:color="000000" w:space="0" w:sz="4" w:val="single"/>
-          <w:insideH w:color="000000" w:space="0" w:sz="4" w:val="single"/>
-          <w:insideV w:color="000000" w:space="0" w:sz="4" w:val="single"/>
+          <w:top w:val="single" w:sz="4" w:space="0" w:color="000000"/>
+          <w:left w:val="single" w:sz="4" w:space="0" w:color="000000"/>
+          <w:bottom w:val="single" w:sz="4" w:space="0" w:color="000000"/>
+          <w:right w:val="single" w:sz="4" w:space="0" w:color="000000"/>
+          <w:insideH w:val="single" w:sz="4" w:space="0" w:color="000000"/>
+          <w:insideV w:val="single" w:sz="4" w:space="0" w:color="000000"/>
         </w:tblBorders>
         <w:tblLayout w:type="fixed"/>
-        <w:tblLook w:val="0400"/>
+        <w:tblLook w:val="0400" w:firstRow="0" w:lastRow="0" w:firstColumn="0" w:lastColumn="0" w:noHBand="0" w:noVBand="1"/>
       </w:tblPr>
       <w:tblGrid>
         <w:gridCol w:w="10448"/>
-        <w:tblGridChange w:id="0">
-          <w:tblGrid>
-            <w:gridCol w:w="10448"/>
-          </w:tblGrid>
-        </w:tblGridChange>
       </w:tblGrid>
       <w:tr>
-        <w:trPr>
-          <w:cantSplit w:val="0"/>
-          <w:tblHeader w:val="0"/>
-        </w:trPr>
         <w:tc>
-          <w:tcPr/>
+          <w:tcPr>
+            <w:tcW w:w="10448" w:type="dxa"/>
+          </w:tcPr>
           <w:p>
             <w:pPr>
-              <w:keepNext w:val="0"/>
-              <w:keepLines w:val="0"/>
-              <w:pageBreakBefore w:val="0"/>
-              <w:widowControl w:val="1"/>
-              <w:numPr>
-                <w:ilvl w:val="0"/>
-                <w:numId w:val="1"/>
-              </w:numPr>
+              <w:widowControl/>
               <w:pBdr>
-                <w:top w:space="0" w:sz="0" w:val="nil"/>
-                <w:left w:space="0" w:sz="0" w:val="nil"/>
-                <w:bottom w:space="0" w:sz="0" w:val="nil"/>
-                <w:right w:space="0" w:sz="0" w:val="nil"/>
-                <w:between w:space="0" w:sz="0" w:val="nil"/>
+                <w:top w:val="nil"/>
+                <w:left w:val="nil"/>
+                <w:bottom w:val="nil"/>
+                <w:right w:val="nil"/>
+                <w:between w:val="nil"/>
               </w:pBdr>
-              <w:shd w:fill="auto" w:val="clear"/>
-              <w:spacing w:after="0" w:before="120" w:line="240" w:lineRule="auto"/>
-              <w:ind w:left="357" w:right="0" w:hanging="357"/>
-              <w:jc w:val="left"/>
-              <w:rPr>
-                <w:rFonts w:ascii="Times New Roman" w:cs="Times New Roman" w:eastAsia="Times New Roman" w:hAnsi="Times New Roman"/>
-                <w:b w:val="1"/>
-                <w:bCs w:val="1"/>
-                <w:i w:val="0"/>
-                <w:iCs w:val="0"/>
-                <w:smallCaps w:val="0"/>
-                <w:strike w:val="0"/>
+              <w:spacing w:before="120"/>
+              <w:rPr>
+                <w:rFonts w:ascii="Times New Roman" w:hAnsi="Times New Roman" w:cs="Times New Roman" w:hint="eastAsia"/>
+                <w:b/>
+                <w:bCs/>
                 <w:color w:val="595959"/>
                 <w:sz w:val="28"/>
                 <w:szCs w:val="28"/>
-                <w:u w:val="none"/>
-                <w:shd w:fill="auto" w:val="clear"/>
-                <w:vertAlign w:val="baseline"/>
               </w:rPr>
             </w:pPr>
-            <w:r>
-              <w:rPr>
-                <w:rFonts w:ascii="Gungsuh" w:cs="Gungsuh" w:eastAsia="Gungsuh" w:hAnsi="Gungsuh"/>
-                <w:b w:val="1"/>
-                <w:bCs w:val="1"/>
-                <w:i w:val="0"/>
-                <w:iCs w:val="0"/>
-                <w:smallCaps w:val="0"/>
-                <w:strike w:val="0"/>
-                <w:color w:val="595959"/>
-                <w:sz w:val="28"/>
-                <w:szCs w:val="28"/>
-                <w:u w:val="none"/>
-                <w:shd w:fill="auto" w:val="clear"/>
-                <w:vertAlign w:val="baseline"/>
-                <w:rtl w:val="0"/>
-              </w:rPr>
-              <w:t xml:space="preserve">請說明作品上架在哪一個開源平台及提供網址或相關截圖與文字說明。</w:t>
-            </w:r>
           </w:p>
           <w:p>
             <w:pPr>
-              <w:keepNext w:val="1"/>
+              <w:keepNext/>
               <w:spacing w:before="160" w:after="60" w:line="320" w:lineRule="auto"/>
               <w:jc w:val="both"/>
             </w:pPr>
             <w:r>
               <w:rPr>
-                <w:rFonts w:ascii="Times New Roman" w:hAnsi="Times New Roman" w:cs="Times New Roman" w:eastAsia="標楷體"/>
-                <w:b w:val="1"/>
-                <w:bCs w:val="1"/>
+                <w:rFonts w:ascii="Times New Roman" w:eastAsia="標楷體" w:hAnsi="Times New Roman" w:cs="Times New Roman"/>
+                <w:b/>
+                <w:bCs/>
                 <w:color w:val="1F4E79"/>
                 <w:sz w:val="26"/>
                 <w:szCs w:val="26"/>
               </w:rPr>
-              <w:t xml:space="preserve">（一）上架平台與網址</w:t>
+              <w:t>（一）上架平台與網址</w:t>
             </w:r>
           </w:p>
           <w:p>
             <w:pPr>
-              <w:spacing w:before="0" w:after="40" w:line="320" w:lineRule="auto"/>
+              <w:spacing w:after="40" w:line="320" w:lineRule="auto"/>
               <w:jc w:val="both"/>
             </w:pPr>
             <w:r>
               <w:rPr>
-                <w:rFonts w:ascii="Times New Roman" w:hAnsi="Times New Roman" w:cs="Times New Roman" w:eastAsia="標楷體"/>
-                <w:b w:val="1"/>
-                <w:bCs w:val="1"/>
-                <w:sz w:val="24"/>
-                <w:szCs w:val="24"/>
-              </w:rPr>
-              <w:t xml:space="preserve">開源平台：</w:t>
-            </w:r>
-            <w:r>
-              <w:rPr>
-                <w:rFonts w:ascii="Times New Roman" w:hAnsi="Times New Roman" w:cs="Times New Roman" w:eastAsia="標楷體"/>
-                <w:sz w:val="24"/>
-                <w:szCs w:val="24"/>
-              </w:rPr>
-              <w:t xml:space="preserve">GitHub（公開儲存庫，任何人都可以瀏覽與下載原始碼）</w:t>
+                <w:rFonts w:ascii="Times New Roman" w:eastAsia="標楷體" w:hAnsi="Times New Roman" w:cs="Times New Roman"/>
+                <w:b/>
+                <w:bCs/>
+              </w:rPr>
+              <w:t>開源平台：</w:t>
+            </w:r>
+            <w:r>
+              <w:rPr>
+                <w:rFonts w:ascii="Times New Roman" w:eastAsia="標楷體" w:hAnsi="Times New Roman" w:cs="Times New Roman"/>
+              </w:rPr>
+              <w:t>GitHub</w:t>
+            </w:r>
+            <w:r>
+              <w:rPr>
+                <w:rFonts w:ascii="Times New Roman" w:eastAsia="標楷體" w:hAnsi="Times New Roman" w:cs="Times New Roman"/>
+              </w:rPr>
+              <w:t>（公開儲存庫，任何人都可以瀏覽與下載原始碼）</w:t>
             </w:r>
           </w:p>
           <w:p>
             <w:pPr>
-              <w:spacing w:before="0" w:after="40" w:line="320" w:lineRule="auto"/>
+              <w:spacing w:after="40" w:line="320" w:lineRule="auto"/>
               <w:jc w:val="both"/>
             </w:pPr>
             <w:r>
               <w:rPr>
-                <w:rFonts w:ascii="Times New Roman" w:hAnsi="Times New Roman" w:cs="Times New Roman" w:eastAsia="標楷體"/>
-                <w:b w:val="1"/>
-                <w:bCs w:val="1"/>
-                <w:sz w:val="24"/>
-                <w:szCs w:val="24"/>
-              </w:rPr>
-              <w:t xml:space="preserve">儲存庫網址：</w:t>
-            </w:r>
-            <w:r>
-              <w:rPr>
-                <w:rFonts w:ascii="Times New Roman" w:hAnsi="Times New Roman" w:cs="Times New Roman" w:eastAsia="標楷體"/>
-                <w:sz w:val="24"/>
-                <w:szCs w:val="24"/>
-              </w:rPr>
-              <w:t xml:space="preserve">https://github.com/mato1321/guide_glasses_project_</w:t>
+                <w:rFonts w:ascii="Times New Roman" w:eastAsia="標楷體" w:hAnsi="Times New Roman" w:cs="Times New Roman"/>
+                <w:b/>
+                <w:bCs/>
+              </w:rPr>
+              <w:t>儲存庫網址：</w:t>
+            </w:r>
+            <w:r>
+              <w:rPr>
+                <w:rFonts w:ascii="Times New Roman" w:eastAsia="標楷體" w:hAnsi="Times New Roman" w:cs="Times New Roman"/>
+              </w:rPr>
+              <w:t>https://github.com/mato1321/guide_glasses_project_</w:t>
             </w:r>
           </w:p>
           <w:p>
             <w:pPr>
-              <w:spacing w:before="0" w:after="40" w:line="320" w:lineRule="auto"/>
+              <w:spacing w:after="40" w:line="320" w:lineRule="auto"/>
               <w:jc w:val="both"/>
             </w:pPr>
             <w:r>
               <w:rPr>
-                <w:rFonts w:ascii="Times New Roman" w:hAnsi="Times New Roman" w:cs="Times New Roman" w:eastAsia="標楷體"/>
-                <w:b w:val="1"/>
-                <w:bCs w:val="1"/>
-                <w:sz w:val="24"/>
-                <w:szCs w:val="24"/>
-              </w:rPr>
-              <w:t xml:space="preserve">參賽版本：</w:t>
-            </w:r>
-            <w:r>
-              <w:rPr>
-                <w:rFonts w:ascii="Times New Roman" w:hAnsi="Times New Roman" w:cs="Times New Roman" w:eastAsia="標楷體"/>
-                <w:sz w:val="24"/>
-                <w:szCs w:val="24"/>
-              </w:rPr>
-              <w:t xml:space="preserve">分支 restructure/three-versions</w:t>
+                <w:rFonts w:ascii="Times New Roman" w:eastAsia="標楷體" w:hAnsi="Times New Roman" w:cs="Times New Roman"/>
+                <w:b/>
+                <w:bCs/>
+              </w:rPr>
+              <w:t>參賽版本：</w:t>
+            </w:r>
+            <w:r>
+              <w:rPr>
+                <w:rFonts w:ascii="Times New Roman" w:eastAsia="標楷體" w:hAnsi="Times New Roman" w:cs="Times New Roman"/>
+              </w:rPr>
+              <w:t>分支</w:t>
+            </w:r>
+            <w:r>
+              <w:rPr>
+                <w:rFonts w:ascii="Times New Roman" w:eastAsia="標楷體" w:hAnsi="Times New Roman" w:cs="Times New Roman"/>
+              </w:rPr>
+              <w:t xml:space="preserve"> restructure/three-versions</w:t>
             </w:r>
           </w:p>
           <w:p>
             <w:pPr>
-              <w:spacing w:before="0" w:after="40" w:line="320" w:lineRule="auto"/>
-              <w:ind w:left="480" w:hanging="0"/>
-              <w:jc w:val="left"/>
+              <w:spacing w:after="40" w:line="320" w:lineRule="auto"/>
+              <w:ind w:left="480"/>
             </w:pPr>
             <w:r>
               <w:rPr>
-                <w:rFonts w:ascii="Times New Roman" w:hAnsi="Times New Roman" w:cs="Times New Roman" w:eastAsia="標楷體"/>
-                <w:sz w:val="24"/>
-                <w:szCs w:val="24"/>
-              </w:rPr>
-              <w:t xml:space="preserve">https://github.com/mato1321/guide_glasses_project_/tree/restructure/three-versions</w:t>
+                <w:rFonts w:ascii="Times New Roman" w:eastAsia="標楷體" w:hAnsi="Times New Roman" w:cs="Times New Roman"/>
+              </w:rPr>
+              <w:t>https://github.com/mato1321/guide_glasses_project_/tree/restructure/three-versions</w:t>
             </w:r>
           </w:p>
           <w:p>
             <w:pPr>
-              <w:spacing w:before="0" w:after="40" w:line="320" w:lineRule="auto"/>
+              <w:spacing w:after="40" w:line="320" w:lineRule="auto"/>
               <w:jc w:val="both"/>
             </w:pPr>
             <w:r>
               <w:rPr>
-                <w:rFonts w:ascii="Times New Roman" w:hAnsi="Times New Roman" w:cs="Times New Roman" w:eastAsia="標楷體"/>
-                <w:b w:val="1"/>
-                <w:bCs w:val="1"/>
-                <w:sz w:val="24"/>
-                <w:szCs w:val="24"/>
-              </w:rPr>
-              <w:t xml:space="preserve">授權：</w:t>
-            </w:r>
-            <w:r>
-              <w:rPr>
-                <w:rFonts w:ascii="Times New Roman" w:hAnsi="Times New Roman" w:cs="Times New Roman" w:eastAsia="標楷體"/>
-                <w:sz w:val="24"/>
-                <w:szCs w:val="24"/>
-              </w:rPr>
-              <w:t xml:space="preserve">MIT License（儲存庫根目錄 LICENSE）；所使用之第三方模型與函式庫依其各自授權。</w:t>
+                <w:rFonts w:ascii="Times New Roman" w:eastAsia="標楷體" w:hAnsi="Times New Roman" w:cs="Times New Roman"/>
+                <w:b/>
+                <w:bCs/>
+              </w:rPr>
+              <w:t>授權：</w:t>
+            </w:r>
+            <w:r>
+              <w:rPr>
+                <w:rFonts w:ascii="Times New Roman" w:eastAsia="標楷體" w:hAnsi="Times New Roman" w:cs="Times New Roman"/>
+              </w:rPr>
+              <w:t>MIT License</w:t>
+            </w:r>
+            <w:r>
+              <w:rPr>
+                <w:rFonts w:ascii="Times New Roman" w:eastAsia="標楷體" w:hAnsi="Times New Roman" w:cs="Times New Roman"/>
+              </w:rPr>
+              <w:t>（儲存庫根目錄</w:t>
+            </w:r>
+            <w:r>
+              <w:rPr>
+                <w:rFonts w:ascii="Times New Roman" w:eastAsia="標楷體" w:hAnsi="Times New Roman" w:cs="Times New Roman"/>
+              </w:rPr>
+              <w:t xml:space="preserve"> LICENSE</w:t>
+            </w:r>
+            <w:r>
+              <w:rPr>
+                <w:rFonts w:ascii="Times New Roman" w:eastAsia="標楷體" w:hAnsi="Times New Roman" w:cs="Times New Roman"/>
+              </w:rPr>
+              <w:t>）；所使用之第三方模型與函式庫依其各自授權。</w:t>
             </w:r>
           </w:p>
           <w:p>
             <w:pPr>
-              <w:spacing w:before="0" w:after="40" w:line="320" w:lineRule="auto"/>
+              <w:spacing w:after="40" w:line="320" w:lineRule="auto"/>
               <w:jc w:val="both"/>
             </w:pPr>
             <w:r>
               <w:rPr>
-                <w:rFonts w:ascii="Times New Roman" w:hAnsi="Times New Roman" w:cs="Times New Roman" w:eastAsia="標楷體"/>
-                <w:b w:val="1"/>
-                <w:bCs w:val="1"/>
-                <w:sz w:val="24"/>
-                <w:szCs w:val="24"/>
-              </w:rPr>
-              <w:t xml:space="preserve">主要語言：</w:t>
-            </w:r>
-            <w:r>
-              <w:rPr>
-                <w:rFonts w:ascii="Times New Roman" w:hAnsi="Times New Roman" w:cs="Times New Roman" w:eastAsia="標楷體"/>
-                <w:sz w:val="24"/>
-                <w:szCs w:val="24"/>
-              </w:rPr>
-              <w:t xml:space="preserve">Kotlin（眼鏡 App、手機 App）、Python（FastAPI 後端）</w:t>
+                <w:rFonts w:ascii="Times New Roman" w:eastAsia="標楷體" w:hAnsi="Times New Roman" w:cs="Times New Roman"/>
+                <w:b/>
+                <w:bCs/>
+              </w:rPr>
+              <w:t>主要語言：</w:t>
+            </w:r>
+            <w:r>
+              <w:rPr>
+                <w:rFonts w:ascii="Times New Roman" w:eastAsia="標楷體" w:hAnsi="Times New Roman" w:cs="Times New Roman"/>
+              </w:rPr>
+              <w:t>Kotlin</w:t>
+            </w:r>
+            <w:r>
+              <w:rPr>
+                <w:rFonts w:ascii="Times New Roman" w:eastAsia="標楷體" w:hAnsi="Times New Roman" w:cs="Times New Roman"/>
+              </w:rPr>
+              <w:t>（眼鏡</w:t>
+            </w:r>
+            <w:r>
+              <w:rPr>
+                <w:rFonts w:ascii="Times New Roman" w:eastAsia="標楷體" w:hAnsi="Times New Roman" w:cs="Times New Roman"/>
+              </w:rPr>
+              <w:t xml:space="preserve"> App</w:t>
+            </w:r>
+            <w:r>
+              <w:rPr>
+                <w:rFonts w:ascii="Times New Roman" w:eastAsia="標楷體" w:hAnsi="Times New Roman" w:cs="Times New Roman"/>
+              </w:rPr>
+              <w:t>、手機</w:t>
+            </w:r>
+            <w:r>
+              <w:rPr>
+                <w:rFonts w:ascii="Times New Roman" w:eastAsia="標楷體" w:hAnsi="Times New Roman" w:cs="Times New Roman"/>
+              </w:rPr>
+              <w:t xml:space="preserve"> App</w:t>
+            </w:r>
+            <w:r>
+              <w:rPr>
+                <w:rFonts w:ascii="Times New Roman" w:eastAsia="標楷體" w:hAnsi="Times New Roman" w:cs="Times New Roman"/>
+              </w:rPr>
+              <w:t>）、</w:t>
+            </w:r>
+            <w:r>
+              <w:rPr>
+                <w:rFonts w:ascii="Times New Roman" w:eastAsia="標楷體" w:hAnsi="Times New Roman" w:cs="Times New Roman"/>
+              </w:rPr>
+              <w:t>Python</w:t>
+            </w:r>
+            <w:r>
+              <w:rPr>
+                <w:rFonts w:ascii="Times New Roman" w:eastAsia="標楷體" w:hAnsi="Times New Roman" w:cs="Times New Roman"/>
+              </w:rPr>
+              <w:t>（</w:t>
+            </w:r>
+            <w:proofErr w:type="spellStart"/>
+            <w:r>
+              <w:rPr>
+                <w:rFonts w:ascii="Times New Roman" w:eastAsia="標楷體" w:hAnsi="Times New Roman" w:cs="Times New Roman"/>
+              </w:rPr>
+              <w:t>FastAPI</w:t>
+            </w:r>
+            <w:proofErr w:type="spellEnd"/>
+            <w:r>
+              <w:rPr>
+                <w:rFonts w:ascii="Times New Roman" w:eastAsia="標楷體" w:hAnsi="Times New Roman" w:cs="Times New Roman"/>
+              </w:rPr>
+              <w:t xml:space="preserve"> </w:t>
+            </w:r>
+            <w:r>
+              <w:rPr>
+                <w:rFonts w:ascii="Times New Roman" w:eastAsia="標楷體" w:hAnsi="Times New Roman" w:cs="Times New Roman"/>
+              </w:rPr>
+              <w:t>後端）</w:t>
             </w:r>
           </w:p>
           <w:p>
             <w:pPr>
-              <w:keepNext w:val="1"/>
+              <w:keepNext/>
               <w:spacing w:before="160" w:after="60" w:line="320" w:lineRule="auto"/>
               <w:jc w:val="both"/>
             </w:pPr>
             <w:r>
               <w:rPr>
-                <w:rFonts w:ascii="Times New Roman" w:hAnsi="Times New Roman" w:cs="Times New Roman" w:eastAsia="標楷體"/>
-                <w:b w:val="1"/>
-                <w:bCs w:val="1"/>
+                <w:rFonts w:ascii="Times New Roman" w:eastAsia="標楷體" w:hAnsi="Times New Roman" w:cs="Times New Roman"/>
+                <w:b/>
+                <w:bCs/>
                 <w:color w:val="1F4E79"/>
                 <w:sz w:val="26"/>
                 <w:szCs w:val="26"/>
               </w:rPr>
-              <w:t xml:space="preserve">（二）作品簡介</w:t>
+              <w:t>（二）作品簡介</w:t>
             </w:r>
           </w:p>
           <w:p>
             <w:pPr>
-              <w:spacing w:before="0" w:after="40" w:line="320" w:lineRule="auto"/>
+              <w:spacing w:after="40" w:line="320" w:lineRule="auto"/>
               <w:jc w:val="both"/>
             </w:pPr>
             <w:r>
               <w:rPr>
-                <w:rFonts w:ascii="Times New Roman" w:hAnsi="Times New Roman" w:cs="Times New Roman" w:eastAsia="標楷體"/>
-                <w:sz w:val="24"/>
-                <w:szCs w:val="24"/>
-              </w:rPr>
-              <w:t xml:space="preserve">「AI 導盲眼鏡（Guide Glasses）」是一套給視障者使用的輔助系統。使用者戴上 Rokid 智慧眼鏡後，不需要看螢幕、也不需要觸碰按鈕，全程以語音操作，就能偵測前方障礙物、辨識已登錄的人、朗讀眼前文字，並完成「查詢公車 → 步行導航至上車站 → 核對公車號碼」的出行流程。</w:t>
+                <w:rFonts w:ascii="Times New Roman" w:eastAsia="標楷體" w:hAnsi="Times New Roman" w:cs="Times New Roman"/>
+              </w:rPr>
+              <w:t>「</w:t>
+            </w:r>
+            <w:r>
+              <w:rPr>
+                <w:rFonts w:ascii="Times New Roman" w:eastAsia="標楷體" w:hAnsi="Times New Roman" w:cs="Times New Roman"/>
+              </w:rPr>
+              <w:t xml:space="preserve">AI </w:t>
+            </w:r>
+            <w:r>
+              <w:rPr>
+                <w:rFonts w:ascii="Times New Roman" w:eastAsia="標楷體" w:hAnsi="Times New Roman" w:cs="Times New Roman"/>
+              </w:rPr>
+              <w:t>導盲眼鏡（</w:t>
+            </w:r>
+            <w:r>
+              <w:rPr>
+                <w:rFonts w:ascii="Times New Roman" w:eastAsia="標楷體" w:hAnsi="Times New Roman" w:cs="Times New Roman"/>
+              </w:rPr>
+              <w:t>Guide Glasses</w:t>
+            </w:r>
+            <w:r>
+              <w:rPr>
+                <w:rFonts w:ascii="Times New Roman" w:eastAsia="標楷體" w:hAnsi="Times New Roman" w:cs="Times New Roman"/>
+              </w:rPr>
+              <w:t>）」是一套給視障者使用的輔助系統。使用者戴上</w:t>
+            </w:r>
+            <w:r>
+              <w:rPr>
+                <w:rFonts w:ascii="Times New Roman" w:eastAsia="標楷體" w:hAnsi="Times New Roman" w:cs="Times New Roman"/>
+              </w:rPr>
+              <w:t xml:space="preserve"> </w:t>
+            </w:r>
+            <w:proofErr w:type="spellStart"/>
+            <w:r>
+              <w:rPr>
+                <w:rFonts w:ascii="Times New Roman" w:eastAsia="標楷體" w:hAnsi="Times New Roman" w:cs="Times New Roman"/>
+              </w:rPr>
+              <w:t>Rokid</w:t>
+            </w:r>
+            <w:proofErr w:type="spellEnd"/>
+            <w:r>
+              <w:rPr>
+                <w:rFonts w:ascii="Times New Roman" w:eastAsia="標楷體" w:hAnsi="Times New Roman" w:cs="Times New Roman"/>
+              </w:rPr>
+              <w:t xml:space="preserve"> </w:t>
+            </w:r>
+            <w:r>
+              <w:rPr>
+                <w:rFonts w:ascii="Times New Roman" w:eastAsia="標楷體" w:hAnsi="Times New Roman" w:cs="Times New Roman"/>
+              </w:rPr>
+              <w:t>智慧眼鏡後，不需要看螢幕、也不需要觸碰按鈕，全程以語音操作，就能偵測前方障礙物、辨識已登錄的人、朗讀眼前文字，並完成「查詢公車</w:t>
+            </w:r>
+            <w:r>
+              <w:rPr>
+                <w:rFonts w:ascii="Times New Roman" w:eastAsia="標楷體" w:hAnsi="Times New Roman" w:cs="Times New Roman"/>
+              </w:rPr>
+              <w:t xml:space="preserve"> → </w:t>
+            </w:r>
+            <w:r>
+              <w:rPr>
+                <w:rFonts w:ascii="Times New Roman" w:eastAsia="標楷體" w:hAnsi="Times New Roman" w:cs="Times New Roman"/>
+              </w:rPr>
+              <w:t>步行導航至上車站</w:t>
+            </w:r>
+            <w:r>
+              <w:rPr>
+                <w:rFonts w:ascii="Times New Roman" w:eastAsia="標楷體" w:hAnsi="Times New Roman" w:cs="Times New Roman"/>
+              </w:rPr>
+              <w:t xml:space="preserve"> → </w:t>
+            </w:r>
+            <w:r>
+              <w:rPr>
+                <w:rFonts w:ascii="Times New Roman" w:eastAsia="標楷體" w:hAnsi="Times New Roman" w:cs="Times New Roman"/>
+              </w:rPr>
+              <w:t>核對公車號碼」的出行流程。</w:t>
             </w:r>
           </w:p>
           <w:p>
             <w:pPr>
-              <w:spacing w:before="0" w:after="40" w:line="320" w:lineRule="auto"/>
+              <w:spacing w:after="40" w:line="320" w:lineRule="auto"/>
               <w:jc w:val="both"/>
             </w:pPr>
             <w:r>
               <w:rPr>
-                <w:rFonts w:ascii="Times New Roman" w:hAnsi="Times New Roman" w:cs="Times New Roman" w:eastAsia="標楷體"/>
-                <w:sz w:val="24"/>
-                <w:szCs w:val="24"/>
-              </w:rPr>
-              <w:t xml:space="preserve">系統由智慧眼鏡、Android 手機與後端伺服器三部分組成。障礙物偵測、人臉辨識、文字辨識、語音辨識與語音合成都在眼鏡上離線執行；手機提供 GPS 定位，並透過熱點直接傳給眼鏡；後端負責語意理解、公車路線規劃、到站時間查詢與公車車頭辨識。整套原始碼皆公開於上述 GitHub 儲存庫。</w:t>
+                <w:rFonts w:ascii="Times New Roman" w:eastAsia="標楷體" w:hAnsi="Times New Roman" w:cs="Times New Roman"/>
+              </w:rPr>
+              <w:t>系統由智慧眼鏡、</w:t>
+            </w:r>
+            <w:r>
+              <w:rPr>
+                <w:rFonts w:ascii="Times New Roman" w:eastAsia="標楷體" w:hAnsi="Times New Roman" w:cs="Times New Roman"/>
+              </w:rPr>
+              <w:t xml:space="preserve">Android </w:t>
+            </w:r>
+            <w:r>
+              <w:rPr>
+                <w:rFonts w:ascii="Times New Roman" w:eastAsia="標楷體" w:hAnsi="Times New Roman" w:cs="Times New Roman"/>
+              </w:rPr>
+              <w:t>手機與後端伺服器三部分組成。障礙物偵測、人臉辨識、文字辨識、語音辨識與語音合成都在眼鏡上離線執行；手機提供</w:t>
+            </w:r>
+            <w:r>
+              <w:rPr>
+                <w:rFonts w:ascii="Times New Roman" w:eastAsia="標楷體" w:hAnsi="Times New Roman" w:cs="Times New Roman"/>
+              </w:rPr>
+              <w:t xml:space="preserve"> GPS </w:t>
+            </w:r>
+            <w:r>
+              <w:rPr>
+                <w:rFonts w:ascii="Times New Roman" w:eastAsia="標楷體" w:hAnsi="Times New Roman" w:cs="Times New Roman"/>
+              </w:rPr>
+              <w:t>定位，並透過熱點直接傳給眼鏡；後端負責語意理解、公車路線規劃、到站時間查詢與公車車頭辨識。整套原始碼皆公開於上述</w:t>
+            </w:r>
+            <w:r>
+              <w:rPr>
+                <w:rFonts w:ascii="Times New Roman" w:eastAsia="標楷體" w:hAnsi="Times New Roman" w:cs="Times New Roman"/>
+              </w:rPr>
+              <w:t xml:space="preserve"> GitHub </w:t>
+            </w:r>
+            <w:r>
+              <w:rPr>
+                <w:rFonts w:ascii="Times New Roman" w:eastAsia="標楷體" w:hAnsi="Times New Roman" w:cs="Times New Roman"/>
+              </w:rPr>
+              <w:t>儲存庫。</w:t>
             </w:r>
           </w:p>
           <w:p>
             <w:pPr>
-              <w:keepNext w:val="1"/>
+              <w:keepNext/>
               <w:spacing w:before="160" w:after="60" w:line="320" w:lineRule="auto"/>
               <w:jc w:val="both"/>
             </w:pPr>
             <w:r>
               <w:rPr>
-                <w:rFonts w:ascii="Times New Roman" w:hAnsi="Times New Roman" w:cs="Times New Roman" w:eastAsia="標楷體"/>
-                <w:b w:val="1"/>
-                <w:bCs w:val="1"/>
+                <w:rFonts w:ascii="Times New Roman" w:eastAsia="標楷體" w:hAnsi="Times New Roman" w:cs="Times New Roman"/>
+                <w:b/>
+                <w:bCs/>
                 <w:color w:val="1F4E79"/>
                 <w:sz w:val="26"/>
                 <w:szCs w:val="26"/>
               </w:rPr>
-              <w:t xml:space="preserve">（三）儲存庫內容</w:t>
+              <w:t>（三）儲存庫內容</w:t>
             </w:r>
           </w:p>
           <w:tbl>
             <w:tblPr>
+              <w:tblStyle w:val="TableNormal"/>
               <w:tblW w:w="9900" w:type="dxa"/>
               <w:tblInd w:w="120" w:type="dxa"/>
               <w:tblBorders>
@@ -346,10 +478,7 @@
                 <w:insideV w:val="single" w:sz="4" w:space="0" w:color="8EA9C8"/>
               </w:tblBorders>
               <w:tblLayout w:type="fixed"/>
-              <w:tblCellMar>
-                <w:left w:w="100" w:type="dxa"/>
-                <w:right w:w="100" w:type="dxa"/>
-              </w:tblCellMar>
+              <w:tblLook w:val="04A0" w:firstRow="1" w:lastRow="0" w:firstColumn="1" w:lastColumn="0" w:noHBand="0" w:noVBand="1"/>
             </w:tblPr>
             <w:tblGrid>
               <w:gridCol w:w="2900"/>
@@ -357,8 +486,8 @@
             </w:tblGrid>
             <w:tr>
               <w:trPr>
-                <w:cantSplit w:val="1"/>
-                <w:tblHeader w:val="1"/>
+                <w:cantSplit/>
+                <w:tblHeader/>
               </w:trPr>
               <w:tc>
                 <w:tcPr>
@@ -367,18 +496,17 @@
                 </w:tcPr>
                 <w:p>
                   <w:pPr>
-                    <w:spacing w:before="0" w:after="0" w:line="280" w:lineRule="auto"/>
-                    <w:jc w:val="left"/>
+                    <w:spacing w:line="280" w:lineRule="auto"/>
                   </w:pPr>
                   <w:r>
                     <w:rPr>
-                      <w:rFonts w:ascii="Times New Roman" w:hAnsi="Times New Roman" w:cs="Times New Roman" w:eastAsia="標楷體"/>
-                      <w:b w:val="1"/>
-                      <w:bCs w:val="1"/>
-                      <w:sz w:val="22"/>
-                      <w:szCs w:val="22"/>
-                    </w:rPr>
-                    <w:t xml:space="preserve">路徑</w:t>
+                      <w:rFonts w:ascii="Times New Roman" w:eastAsia="標楷體" w:hAnsi="Times New Roman" w:cs="Times New Roman"/>
+                      <w:b/>
+                      <w:bCs/>
+                      <w:sz w:val="22"/>
+                      <w:szCs w:val="22"/>
+                    </w:rPr>
+                    <w:t>路徑</w:t>
                   </w:r>
                 </w:p>
               </w:tc>
@@ -389,25 +517,24 @@
                 </w:tcPr>
                 <w:p>
                   <w:pPr>
-                    <w:spacing w:before="0" w:after="0" w:line="280" w:lineRule="auto"/>
-                    <w:jc w:val="left"/>
+                    <w:spacing w:line="280" w:lineRule="auto"/>
                   </w:pPr>
                   <w:r>
                     <w:rPr>
-                      <w:rFonts w:ascii="Times New Roman" w:hAnsi="Times New Roman" w:cs="Times New Roman" w:eastAsia="標楷體"/>
-                      <w:b w:val="1"/>
-                      <w:bCs w:val="1"/>
-                      <w:sz w:val="22"/>
-                      <w:szCs w:val="22"/>
-                    </w:rPr>
-                    <w:t xml:space="preserve">內容</w:t>
+                      <w:rFonts w:ascii="Times New Roman" w:eastAsia="標楷體" w:hAnsi="Times New Roman" w:cs="Times New Roman"/>
+                      <w:b/>
+                      <w:bCs/>
+                      <w:sz w:val="22"/>
+                      <w:szCs w:val="22"/>
+                    </w:rPr>
+                    <w:t>內容</w:t>
                   </w:r>
                 </w:p>
               </w:tc>
             </w:tr>
             <w:tr>
               <w:trPr>
-                <w:cantSplit w:val="1"/>
+                <w:cantSplit/>
               </w:trPr>
               <w:tc>
                 <w:tcPr>
@@ -415,16 +542,15 @@
                 </w:tcPr>
                 <w:p>
                   <w:pPr>
-                    <w:spacing w:before="0" w:after="0" w:line="280" w:lineRule="auto"/>
-                    <w:jc w:val="left"/>
+                    <w:spacing w:line="280" w:lineRule="auto"/>
                   </w:pPr>
                   <w:r>
                     <w:rPr>
-                      <w:rFonts w:ascii="Consolas" w:hAnsi="Consolas" w:cs="Consolas" w:eastAsia="標楷體"/>
-                      <w:sz w:val="22"/>
-                      <w:szCs w:val="22"/>
-                    </w:rPr>
-                    <w:t xml:space="preserve">apps/app</w:t>
+                      <w:rFonts w:ascii="Consolas" w:eastAsia="標楷體" w:hAnsi="Consolas" w:cs="Consolas"/>
+                      <w:sz w:val="22"/>
+                      <w:szCs w:val="22"/>
+                    </w:rPr>
+                    <w:t>apps/app</w:t>
                   </w:r>
                 </w:p>
               </w:tc>
@@ -434,23 +560,38 @@
                 </w:tcPr>
                 <w:p>
                   <w:pPr>
-                    <w:spacing w:before="0" w:after="0" w:line="280" w:lineRule="auto"/>
-                    <w:jc w:val="left"/>
+                    <w:spacing w:line="280" w:lineRule="auto"/>
                   </w:pPr>
                   <w:r>
                     <w:rPr>
-                      <w:rFonts w:ascii="Times New Roman" w:hAnsi="Times New Roman" w:cs="Times New Roman" w:eastAsia="標楷體"/>
-                      <w:sz w:val="22"/>
-                      <w:szCs w:val="22"/>
-                    </w:rPr>
-                    <w:t xml:space="preserve">眼鏡 App：全語音操作介面（畫面上沒有按鈕）、前景服務、各項功能的組裝</w:t>
+                      <w:rFonts w:ascii="Times New Roman" w:eastAsia="標楷體" w:hAnsi="Times New Roman" w:cs="Times New Roman"/>
+                      <w:sz w:val="22"/>
+                      <w:szCs w:val="22"/>
+                    </w:rPr>
+                    <w:t>眼鏡</w:t>
+                  </w:r>
+                  <w:r>
+                    <w:rPr>
+                      <w:rFonts w:ascii="Times New Roman" w:eastAsia="標楷體" w:hAnsi="Times New Roman" w:cs="Times New Roman"/>
+                      <w:sz w:val="22"/>
+                      <w:szCs w:val="22"/>
+                    </w:rPr>
+                    <w:t xml:space="preserve"> App</w:t>
+                  </w:r>
+                  <w:r>
+                    <w:rPr>
+                      <w:rFonts w:ascii="Times New Roman" w:eastAsia="標楷體" w:hAnsi="Times New Roman" w:cs="Times New Roman"/>
+                      <w:sz w:val="22"/>
+                      <w:szCs w:val="22"/>
+                    </w:rPr>
+                    <w:t>：全語音操作介面（畫面上沒有按鈕）、前景服務、各項功能的組裝</w:t>
                   </w:r>
                 </w:p>
               </w:tc>
             </w:tr>
             <w:tr>
               <w:trPr>
-                <w:cantSplit w:val="1"/>
+                <w:cantSplit/>
               </w:trPr>
               <w:tc>
                 <w:tcPr>
@@ -458,16 +599,15 @@
                 </w:tcPr>
                 <w:p>
                   <w:pPr>
-                    <w:spacing w:before="0" w:after="0" w:line="280" w:lineRule="auto"/>
-                    <w:jc w:val="left"/>
+                    <w:spacing w:line="280" w:lineRule="auto"/>
                   </w:pPr>
                   <w:r>
                     <w:rPr>
-                      <w:rFonts w:ascii="Consolas" w:hAnsi="Consolas" w:cs="Consolas" w:eastAsia="標楷體"/>
-                      <w:sz w:val="22"/>
-                      <w:szCs w:val="22"/>
-                    </w:rPr>
-                    <w:t xml:space="preserve">apps/companion</w:t>
+                      <w:rFonts w:ascii="Consolas" w:eastAsia="標楷體" w:hAnsi="Consolas" w:cs="Consolas"/>
+                      <w:sz w:val="22"/>
+                      <w:szCs w:val="22"/>
+                    </w:rPr>
+                    <w:t>apps/companion</w:t>
                   </w:r>
                 </w:p>
               </w:tc>
@@ -477,23 +617,54 @@
                 </w:tcPr>
                 <w:p>
                   <w:pPr>
-                    <w:spacing w:before="0" w:after="0" w:line="280" w:lineRule="auto"/>
-                    <w:jc w:val="left"/>
+                    <w:spacing w:line="280" w:lineRule="auto"/>
                   </w:pPr>
                   <w:r>
                     <w:rPr>
-                      <w:rFonts w:ascii="Times New Roman" w:hAnsi="Times New Roman" w:cs="Times New Roman" w:eastAsia="標楷體"/>
-                      <w:sz w:val="22"/>
-                      <w:szCs w:val="22"/>
-                    </w:rPr>
-                    <w:t xml:space="preserve">手機 App：GPS 定位回報、熱點直連伺服器、後端網址設定</w:t>
+                      <w:rFonts w:ascii="Times New Roman" w:eastAsia="標楷體" w:hAnsi="Times New Roman" w:cs="Times New Roman"/>
+                      <w:sz w:val="22"/>
+                      <w:szCs w:val="22"/>
+                    </w:rPr>
+                    <w:t>手機</w:t>
+                  </w:r>
+                  <w:r>
+                    <w:rPr>
+                      <w:rFonts w:ascii="Times New Roman" w:eastAsia="標楷體" w:hAnsi="Times New Roman" w:cs="Times New Roman"/>
+                      <w:sz w:val="22"/>
+                      <w:szCs w:val="22"/>
+                    </w:rPr>
+                    <w:t xml:space="preserve"> App</w:t>
+                  </w:r>
+                  <w:r>
+                    <w:rPr>
+                      <w:rFonts w:ascii="Times New Roman" w:eastAsia="標楷體" w:hAnsi="Times New Roman" w:cs="Times New Roman"/>
+                      <w:sz w:val="22"/>
+                      <w:szCs w:val="22"/>
+                    </w:rPr>
+                    <w:t>：</w:t>
+                  </w:r>
+                  <w:r>
+                    <w:rPr>
+                      <w:rFonts w:ascii="Times New Roman" w:eastAsia="標楷體" w:hAnsi="Times New Roman" w:cs="Times New Roman"/>
+                      <w:sz w:val="22"/>
+                      <w:szCs w:val="22"/>
+                    </w:rPr>
+                    <w:t xml:space="preserve">GPS </w:t>
+                  </w:r>
+                  <w:r>
+                    <w:rPr>
+                      <w:rFonts w:ascii="Times New Roman" w:eastAsia="標楷體" w:hAnsi="Times New Roman" w:cs="Times New Roman"/>
+                      <w:sz w:val="22"/>
+                      <w:szCs w:val="22"/>
+                    </w:rPr>
+                    <w:t>定位回報、熱點直連伺服器、後端網址設定</w:t>
                   </w:r>
                 </w:p>
               </w:tc>
             </w:tr>
             <w:tr>
               <w:trPr>
-                <w:cantSplit w:val="1"/>
+                <w:cantSplit/>
               </w:trPr>
               <w:tc>
                 <w:tcPr>
@@ -501,16 +672,15 @@
                 </w:tcPr>
                 <w:p>
                   <w:pPr>
-                    <w:spacing w:before="0" w:after="0" w:line="280" w:lineRule="auto"/>
-                    <w:jc w:val="left"/>
+                    <w:spacing w:line="280" w:lineRule="auto"/>
                   </w:pPr>
                   <w:r>
                     <w:rPr>
-                      <w:rFonts w:ascii="Consolas" w:hAnsi="Consolas" w:cs="Consolas" w:eastAsia="標楷體"/>
-                      <w:sz w:val="22"/>
-                      <w:szCs w:val="22"/>
-                    </w:rPr>
-                    <w:t xml:space="preserve">apps/core</w:t>
+                      <w:rFonts w:ascii="Consolas" w:eastAsia="標楷體" w:hAnsi="Consolas" w:cs="Consolas"/>
+                      <w:sz w:val="22"/>
+                      <w:szCs w:val="22"/>
+                    </w:rPr>
+                    <w:t>apps/core</w:t>
                   </w:r>
                 </w:p>
               </w:tc>
@@ -520,23 +690,22 @@
                 </w:tcPr>
                 <w:p>
                   <w:pPr>
-                    <w:spacing w:before="0" w:after="0" w:line="280" w:lineRule="auto"/>
-                    <w:jc w:val="left"/>
+                    <w:spacing w:line="280" w:lineRule="auto"/>
                   </w:pPr>
                   <w:r>
                     <w:rPr>
-                      <w:rFonts w:ascii="Times New Roman" w:hAnsi="Times New Roman" w:cs="Times New Roman" w:eastAsia="標楷體"/>
-                      <w:sz w:val="22"/>
-                      <w:szCs w:val="22"/>
-                    </w:rPr>
-                    <w:t xml:space="preserve">功能邏輯：語音指令、公車規劃與核對、步行導航、播報優先順序仲裁、人臉資料加密儲存</w:t>
+                      <w:rFonts w:ascii="Times New Roman" w:eastAsia="標楷體" w:hAnsi="Times New Roman" w:cs="Times New Roman"/>
+                      <w:sz w:val="22"/>
+                      <w:szCs w:val="22"/>
+                    </w:rPr>
+                    <w:t>功能邏輯：語音指令、公車規劃與核對、步行導航、播報優先順序仲裁、人臉資料加密儲存</w:t>
                   </w:r>
                 </w:p>
               </w:tc>
             </w:tr>
             <w:tr>
               <w:trPr>
-                <w:cantSplit w:val="1"/>
+                <w:cantSplit/>
               </w:trPr>
               <w:tc>
                 <w:tcPr>
@@ -544,16 +713,15 @@
                 </w:tcPr>
                 <w:p>
                   <w:pPr>
-                    <w:spacing w:before="0" w:after="0" w:line="280" w:lineRule="auto"/>
-                    <w:jc w:val="left"/>
+                    <w:spacing w:line="280" w:lineRule="auto"/>
                   </w:pPr>
                   <w:r>
                     <w:rPr>
-                      <w:rFonts w:ascii="Consolas" w:hAnsi="Consolas" w:cs="Consolas" w:eastAsia="標楷體"/>
-                      <w:sz w:val="22"/>
-                      <w:szCs w:val="22"/>
-                    </w:rPr>
-                    <w:t xml:space="preserve">apps/ai</w:t>
+                      <w:rFonts w:ascii="Consolas" w:eastAsia="標楷體" w:hAnsi="Consolas" w:cs="Consolas"/>
+                      <w:sz w:val="22"/>
+                      <w:szCs w:val="22"/>
+                    </w:rPr>
+                    <w:t>apps/ai</w:t>
                   </w:r>
                 </w:p>
               </w:tc>
@@ -563,23 +731,22 @@
                 </w:tcPr>
                 <w:p>
                   <w:pPr>
-                    <w:spacing w:before="0" w:after="0" w:line="280" w:lineRule="auto"/>
-                    <w:jc w:val="left"/>
+                    <w:spacing w:line="280" w:lineRule="auto"/>
                   </w:pPr>
                   <w:r>
                     <w:rPr>
-                      <w:rFonts w:ascii="Times New Roman" w:hAnsi="Times New Roman" w:cs="Times New Roman" w:eastAsia="標楷體"/>
-                      <w:sz w:val="22"/>
-                      <w:szCs w:val="22"/>
-                    </w:rPr>
-                    <w:t xml:space="preserve">離線語音辨識與指令偵測、離線語音合成、障礙物偵測、人臉辨識、文字辨識、翻譯、定位與公車資料</w:t>
+                      <w:rFonts w:ascii="Times New Roman" w:eastAsia="標楷體" w:hAnsi="Times New Roman" w:cs="Times New Roman"/>
+                      <w:sz w:val="22"/>
+                      <w:szCs w:val="22"/>
+                    </w:rPr>
+                    <w:t>離線語音辨識與指令偵測、離線語音合成、障礙物偵測、人臉辨識、文字辨識、翻譯、定位與公車資料</w:t>
                   </w:r>
                 </w:p>
               </w:tc>
             </w:tr>
             <w:tr>
               <w:trPr>
-                <w:cantSplit w:val="1"/>
+                <w:cantSplit/>
               </w:trPr>
               <w:tc>
                 <w:tcPr>
@@ -587,16 +754,31 @@
                 </w:tcPr>
                 <w:p>
                   <w:pPr>
-                    <w:spacing w:before="0" w:after="0" w:line="280" w:lineRule="auto"/>
-                    <w:jc w:val="left"/>
+                    <w:spacing w:line="280" w:lineRule="auto"/>
                   </w:pPr>
                   <w:r>
                     <w:rPr>
-                      <w:rFonts w:ascii="Consolas" w:hAnsi="Consolas" w:cs="Consolas" w:eastAsia="標楷體"/>
-                      <w:sz w:val="22"/>
-                      <w:szCs w:val="22"/>
-                    </w:rPr>
-                    <w:t xml:space="preserve">apps/glasses、apps/feature</w:t>
+                      <w:rFonts w:ascii="Consolas" w:eastAsia="標楷體" w:hAnsi="Consolas" w:cs="Consolas"/>
+                      <w:sz w:val="22"/>
+                      <w:szCs w:val="22"/>
+                    </w:rPr>
+                    <w:t>apps/glasses</w:t>
+                  </w:r>
+                  <w:r>
+                    <w:rPr>
+                      <w:rFonts w:ascii="Consolas" w:eastAsia="標楷體" w:hAnsi="Consolas" w:cs="Consolas"/>
+                      <w:sz w:val="22"/>
+                      <w:szCs w:val="22"/>
+                    </w:rPr>
+                    <w:t>、</w:t>
+                  </w:r>
+                  <w:r>
+                    <w:rPr>
+                      <w:rFonts w:ascii="Consolas" w:eastAsia="標楷體" w:hAnsi="Consolas" w:cs="Consolas"/>
+                      <w:sz w:val="22"/>
+                      <w:szCs w:val="22"/>
+                    </w:rPr>
+                    <w:t>apps/feature</w:t>
                   </w:r>
                 </w:p>
               </w:tc>
@@ -606,23 +788,22 @@
                 </w:tcPr>
                 <w:p>
                   <w:pPr>
-                    <w:spacing w:before="0" w:after="0" w:line="280" w:lineRule="auto"/>
-                    <w:jc w:val="left"/>
+                    <w:spacing w:line="280" w:lineRule="auto"/>
                   </w:pPr>
                   <w:r>
                     <w:rPr>
-                      <w:rFonts w:ascii="Times New Roman" w:hAnsi="Times New Roman" w:cs="Times New Roman" w:eastAsia="標楷體"/>
-                      <w:sz w:val="22"/>
-                      <w:szCs w:val="22"/>
-                    </w:rPr>
-                    <w:t xml:space="preserve">眼鏡相機與動作感測；助理的指令分派與提示音</w:t>
+                      <w:rFonts w:ascii="Times New Roman" w:eastAsia="標楷體" w:hAnsi="Times New Roman" w:cs="Times New Roman"/>
+                      <w:sz w:val="22"/>
+                      <w:szCs w:val="22"/>
+                    </w:rPr>
+                    <w:t>眼鏡相機與動作感測；助理的指令分派與提示音</w:t>
                   </w:r>
                 </w:p>
               </w:tc>
             </w:tr>
             <w:tr>
               <w:trPr>
-                <w:cantSplit w:val="1"/>
+                <w:cantSplit/>
               </w:trPr>
               <w:tc>
                 <w:tcPr>
@@ -630,16 +811,15 @@
                 </w:tcPr>
                 <w:p>
                   <w:pPr>
-                    <w:spacing w:before="0" w:after="0" w:line="280" w:lineRule="auto"/>
-                    <w:jc w:val="left"/>
+                    <w:spacing w:line="280" w:lineRule="auto"/>
                   </w:pPr>
                   <w:r>
                     <w:rPr>
-                      <w:rFonts w:ascii="Consolas" w:hAnsi="Consolas" w:cs="Consolas" w:eastAsia="標楷體"/>
-                      <w:sz w:val="22"/>
-                      <w:szCs w:val="22"/>
-                    </w:rPr>
-                    <w:t xml:space="preserve">backend</w:t>
+                      <w:rFonts w:ascii="Consolas" w:eastAsia="標楷體" w:hAnsi="Consolas" w:cs="Consolas"/>
+                      <w:sz w:val="22"/>
+                      <w:szCs w:val="22"/>
+                    </w:rPr>
+                    <w:t>backend</w:t>
                   </w:r>
                 </w:p>
               </w:tc>
@@ -649,23 +829,56 @@
                 </w:tcPr>
                 <w:p>
                   <w:pPr>
-                    <w:spacing w:before="0" w:after="0" w:line="280" w:lineRule="auto"/>
-                    <w:jc w:val="left"/>
+                    <w:spacing w:line="280" w:lineRule="auto"/>
                   </w:pPr>
-                  <w:r>
-                    <w:rPr>
-                      <w:rFonts w:ascii="Times New Roman" w:hAnsi="Times New Roman" w:cs="Times New Roman" w:eastAsia="標楷體"/>
-                      <w:sz w:val="22"/>
-                      <w:szCs w:val="22"/>
-                    </w:rPr>
-                    <w:t xml:space="preserve">FastAPI 後端：語意理解、公車方案與到站時間、步行路線、公車車頭辨識、API 金鑰驗證、自動化測試</w:t>
+                  <w:proofErr w:type="spellStart"/>
+                  <w:r>
+                    <w:rPr>
+                      <w:rFonts w:ascii="Times New Roman" w:eastAsia="標楷體" w:hAnsi="Times New Roman" w:cs="Times New Roman"/>
+                      <w:sz w:val="22"/>
+                      <w:szCs w:val="22"/>
+                    </w:rPr>
+                    <w:t>FastAPI</w:t>
+                  </w:r>
+                  <w:proofErr w:type="spellEnd"/>
+                  <w:r>
+                    <w:rPr>
+                      <w:rFonts w:ascii="Times New Roman" w:eastAsia="標楷體" w:hAnsi="Times New Roman" w:cs="Times New Roman"/>
+                      <w:sz w:val="22"/>
+                      <w:szCs w:val="22"/>
+                    </w:rPr>
+                    <w:t xml:space="preserve"> </w:t>
+                  </w:r>
+                  <w:r>
+                    <w:rPr>
+                      <w:rFonts w:ascii="Times New Roman" w:eastAsia="標楷體" w:hAnsi="Times New Roman" w:cs="Times New Roman"/>
+                      <w:sz w:val="22"/>
+                      <w:szCs w:val="22"/>
+                    </w:rPr>
+                    <w:t>後端：語意理解、公車方案與到站時間、步行路線、公車車頭辨識、</w:t>
+                  </w:r>
+                  <w:r>
+                    <w:rPr>
+                      <w:rFonts w:ascii="Times New Roman" w:eastAsia="標楷體" w:hAnsi="Times New Roman" w:cs="Times New Roman"/>
+                      <w:sz w:val="22"/>
+                      <w:szCs w:val="22"/>
+                    </w:rPr>
+                    <w:t xml:space="preserve">API </w:t>
+                  </w:r>
+                  <w:r>
+                    <w:rPr>
+                      <w:rFonts w:ascii="Times New Roman" w:eastAsia="標楷體" w:hAnsi="Times New Roman" w:cs="Times New Roman"/>
+                      <w:sz w:val="22"/>
+                      <w:szCs w:val="22"/>
+                    </w:rPr>
+                    <w:t>金鑰驗證、自動化測試</w:t>
                   </w:r>
                 </w:p>
               </w:tc>
             </w:tr>
             <w:tr>
               <w:trPr>
-                <w:cantSplit w:val="1"/>
+                <w:cantSplit/>
               </w:trPr>
               <w:tc>
                 <w:tcPr>
@@ -673,16 +886,15 @@
                 </w:tcPr>
                 <w:p>
                   <w:pPr>
-                    <w:spacing w:before="0" w:after="0" w:line="280" w:lineRule="auto"/>
-                    <w:jc w:val="left"/>
+                    <w:spacing w:line="280" w:lineRule="auto"/>
                   </w:pPr>
                   <w:r>
                     <w:rPr>
-                      <w:rFonts w:ascii="Consolas" w:hAnsi="Consolas" w:cs="Consolas" w:eastAsia="標楷體"/>
-                      <w:sz w:val="22"/>
-                      <w:szCs w:val="22"/>
-                    </w:rPr>
-                    <w:t xml:space="preserve">edge</w:t>
+                      <w:rFonts w:ascii="Consolas" w:eastAsia="標楷體" w:hAnsi="Consolas" w:cs="Consolas"/>
+                      <w:sz w:val="22"/>
+                      <w:szCs w:val="22"/>
+                    </w:rPr>
+                    <w:t>edge</w:t>
                   </w:r>
                 </w:p>
               </w:tc>
@@ -692,23 +904,22 @@
                 </w:tcPr>
                 <w:p>
                   <w:pPr>
-                    <w:spacing w:before="0" w:after="0" w:line="280" w:lineRule="auto"/>
-                    <w:jc w:val="left"/>
+                    <w:spacing w:line="280" w:lineRule="auto"/>
                   </w:pPr>
                   <w:r>
                     <w:rPr>
-                      <w:rFonts w:ascii="Times New Roman" w:hAnsi="Times New Roman" w:cs="Times New Roman" w:eastAsia="標楷體"/>
-                      <w:sz w:val="22"/>
-                      <w:szCs w:val="22"/>
-                    </w:rPr>
-                    <w:t xml:space="preserve">端側版（不連網的早期版本，保留作為對照）</w:t>
+                      <w:rFonts w:ascii="Times New Roman" w:eastAsia="標楷體" w:hAnsi="Times New Roman" w:cs="Times New Roman"/>
+                      <w:sz w:val="22"/>
+                      <w:szCs w:val="22"/>
+                    </w:rPr>
+                    <w:t>端側版（不連網的早期版本，保留作為對照）</w:t>
                   </w:r>
                 </w:p>
               </w:tc>
             </w:tr>
             <w:tr>
               <w:trPr>
-                <w:cantSplit w:val="1"/>
+                <w:cantSplit/>
               </w:trPr>
               <w:tc>
                 <w:tcPr>
@@ -716,16 +927,15 @@
                 </w:tcPr>
                 <w:p>
                   <w:pPr>
-                    <w:spacing w:before="0" w:after="0" w:line="280" w:lineRule="auto"/>
-                    <w:jc w:val="left"/>
+                    <w:spacing w:line="280" w:lineRule="auto"/>
                   </w:pPr>
                   <w:r>
                     <w:rPr>
-                      <w:rFonts w:ascii="Consolas" w:hAnsi="Consolas" w:cs="Consolas" w:eastAsia="標楷體"/>
-                      <w:sz w:val="22"/>
-                      <w:szCs w:val="22"/>
-                    </w:rPr>
-                    <w:t xml:space="preserve">docs</w:t>
+                      <w:rFonts w:ascii="Consolas" w:eastAsia="標楷體" w:hAnsi="Consolas" w:cs="Consolas"/>
+                      <w:sz w:val="22"/>
+                      <w:szCs w:val="22"/>
+                    </w:rPr>
+                    <w:t>docs</w:t>
                   </w:r>
                 </w:p>
               </w:tc>
@@ -735,23 +945,22 @@
                 </w:tcPr>
                 <w:p>
                   <w:pPr>
-                    <w:spacing w:before="0" w:after="0" w:line="280" w:lineRule="auto"/>
-                    <w:jc w:val="left"/>
+                    <w:spacing w:line="280" w:lineRule="auto"/>
                   </w:pPr>
                   <w:r>
                     <w:rPr>
-                      <w:rFonts w:ascii="Times New Roman" w:hAnsi="Times New Roman" w:cs="Times New Roman" w:eastAsia="標楷體"/>
-                      <w:sz w:val="22"/>
-                      <w:szCs w:val="22"/>
-                    </w:rPr>
-                    <w:t xml:space="preserve">系統架構、裝置實測紀錄、專題計畫書、操作卡</w:t>
+                      <w:rFonts w:ascii="Times New Roman" w:eastAsia="標楷體" w:hAnsi="Times New Roman" w:cs="Times New Roman"/>
+                      <w:sz w:val="22"/>
+                      <w:szCs w:val="22"/>
+                    </w:rPr>
+                    <w:t>系統架構、裝置實測紀錄、專題計畫書、操作卡</w:t>
                   </w:r>
                 </w:p>
               </w:tc>
             </w:tr>
             <w:tr>
               <w:trPr>
-                <w:cantSplit w:val="1"/>
+                <w:cantSplit/>
               </w:trPr>
               <w:tc>
                 <w:tcPr>
@@ -759,16 +968,16 @@
                 </w:tcPr>
                 <w:p>
                   <w:pPr>
-                    <w:spacing w:before="0" w:after="0" w:line="280" w:lineRule="auto"/>
-                    <w:jc w:val="left"/>
+                    <w:spacing w:line="280" w:lineRule="auto"/>
                   </w:pPr>
                   <w:r>
                     <w:rPr>
-                      <w:rFonts w:ascii="Consolas" w:hAnsi="Consolas" w:cs="Consolas" w:eastAsia="標楷體"/>
-                      <w:sz w:val="22"/>
-                      <w:szCs w:val="22"/>
-                    </w:rPr>
-                    <w:t xml:space="preserve">shared/models</w:t>
+                      <w:rFonts w:ascii="Consolas" w:eastAsia="標楷體" w:hAnsi="Consolas" w:cs="Consolas"/>
+                      <w:sz w:val="22"/>
+                      <w:szCs w:val="22"/>
+                    </w:rPr>
+                    <w:lastRenderedPageBreak/>
+                    <w:t>shared/models</w:t>
                   </w:r>
                 </w:p>
               </w:tc>
@@ -778,16 +987,31 @@
                 </w:tcPr>
                 <w:p>
                   <w:pPr>
-                    <w:spacing w:before="0" w:after="0" w:line="280" w:lineRule="auto"/>
-                    <w:jc w:val="left"/>
+                    <w:spacing w:line="280" w:lineRule="auto"/>
                   </w:pPr>
                   <w:r>
                     <w:rPr>
-                      <w:rFonts w:ascii="Times New Roman" w:hAnsi="Times New Roman" w:cs="Times New Roman" w:eastAsia="標楷體"/>
-                      <w:sz w:val="22"/>
-                      <w:szCs w:val="22"/>
-                    </w:rPr>
-                    <w:t xml:space="preserve">模型清單、取得來源與 SHA-256 校驗碼</w:t>
+                      <w:rFonts w:ascii="Times New Roman" w:eastAsia="標楷體" w:hAnsi="Times New Roman" w:cs="Times New Roman"/>
+                      <w:sz w:val="22"/>
+                      <w:szCs w:val="22"/>
+                    </w:rPr>
+                    <w:t>模型清單、取得來源與</w:t>
+                  </w:r>
+                  <w:r>
+                    <w:rPr>
+                      <w:rFonts w:ascii="Times New Roman" w:eastAsia="標楷體" w:hAnsi="Times New Roman" w:cs="Times New Roman"/>
+                      <w:sz w:val="22"/>
+                      <w:szCs w:val="22"/>
+                    </w:rPr>
+                    <w:t xml:space="preserve"> SHA-256 </w:t>
+                  </w:r>
+                  <w:r>
+                    <w:rPr>
+                      <w:rFonts w:ascii="Times New Roman" w:eastAsia="標楷體" w:hAnsi="Times New Roman" w:cs="Times New Roman"/>
+                      <w:sz w:val="22"/>
+                      <w:szCs w:val="22"/>
+                    </w:rPr>
+                    <w:t>校驗碼</w:t>
                   </w:r>
                 </w:p>
               </w:tc>
@@ -795,322 +1019,632 @@
           </w:tbl>
           <w:p>
             <w:pPr>
-              <w:spacing w:before="0" w:after="0" w:line="320" w:lineRule="auto"/>
+              <w:spacing w:line="320" w:lineRule="auto"/>
               <w:jc w:val="both"/>
             </w:pPr>
-            <w:r>
-              <w:rPr>
-                <w:rFonts w:ascii="Times New Roman" w:hAnsi="Times New Roman" w:cs="Times New Roman" w:eastAsia="標楷體"/>
-                <w:sz w:val="24"/>
-                <w:szCs w:val="24"/>
-              </w:rPr>
-              <w:t xml:space="preserve"/>
-            </w:r>
           </w:p>
           <w:p>
             <w:pPr>
-              <w:keepNext w:val="1"/>
+              <w:keepNext/>
               <w:spacing w:before="160" w:after="60" w:line="320" w:lineRule="auto"/>
               <w:jc w:val="both"/>
             </w:pPr>
             <w:r>
               <w:rPr>
-                <w:rFonts w:ascii="Times New Roman" w:hAnsi="Times New Roman" w:cs="Times New Roman" w:eastAsia="標楷體"/>
-                <w:b w:val="1"/>
-                <w:bCs w:val="1"/>
+                <w:rFonts w:ascii="Times New Roman" w:eastAsia="標楷體" w:hAnsi="Times New Roman" w:cs="Times New Roman"/>
+                <w:b/>
+                <w:bCs/>
                 <w:color w:val="1F4E79"/>
                 <w:sz w:val="26"/>
                 <w:szCs w:val="26"/>
               </w:rPr>
-              <w:t xml:space="preserve">（四）團隊自行訓練並公開的模型</w:t>
+              <w:t>（四）團隊自行訓練並公開的模型</w:t>
             </w:r>
           </w:p>
           <w:p>
             <w:pPr>
-              <w:spacing w:before="0" w:after="40" w:line="320" w:lineRule="auto"/>
+              <w:spacing w:after="40" w:line="320" w:lineRule="auto"/>
               <w:jc w:val="both"/>
             </w:pPr>
             <w:r>
               <w:rPr>
-                <w:rFonts w:ascii="Times New Roman" w:hAnsi="Times New Roman" w:cs="Times New Roman" w:eastAsia="標楷體"/>
-                <w:sz w:val="24"/>
-                <w:szCs w:val="24"/>
-              </w:rPr>
-              <w:t xml:space="preserve">障礙物偵測模型 obstacle_yolov8.onnx 由團隊以 YOLOv8n-seg 為基礎，使用自行標註的影像資料集（Roboflow：lin-yung-yi/instancee-segment-_test2 v1）訓練，可辨識行人、汽車、機車、腳踏車、一般障礙物等 5 類危險物，以及斑馬線、導盲磚、人行道等 3 類導引目標，轉成 ONNX 格式後隨儲存庫公開，路徑為：</w:t>
+                <w:rFonts w:ascii="Times New Roman" w:eastAsia="標楷體" w:hAnsi="Times New Roman" w:cs="Times New Roman"/>
+              </w:rPr>
+              <w:t>障礙物偵測模型</w:t>
+            </w:r>
+            <w:r>
+              <w:rPr>
+                <w:rFonts w:ascii="Times New Roman" w:eastAsia="標楷體" w:hAnsi="Times New Roman" w:cs="Times New Roman"/>
+              </w:rPr>
+              <w:t xml:space="preserve"> obstacle_yolov8.onnx </w:t>
+            </w:r>
+            <w:r>
+              <w:rPr>
+                <w:rFonts w:ascii="Times New Roman" w:eastAsia="標楷體" w:hAnsi="Times New Roman" w:cs="Times New Roman"/>
+              </w:rPr>
+              <w:t>由團隊以</w:t>
+            </w:r>
+            <w:r>
+              <w:rPr>
+                <w:rFonts w:ascii="Times New Roman" w:eastAsia="標楷體" w:hAnsi="Times New Roman" w:cs="Times New Roman"/>
+              </w:rPr>
+              <w:t xml:space="preserve"> YOLOv8n-seg </w:t>
+            </w:r>
+            <w:r>
+              <w:rPr>
+                <w:rFonts w:ascii="Times New Roman" w:eastAsia="標楷體" w:hAnsi="Times New Roman" w:cs="Times New Roman"/>
+              </w:rPr>
+              <w:t>為基礎，使用自行標註的影像資料集（</w:t>
+            </w:r>
+            <w:proofErr w:type="spellStart"/>
+            <w:r>
+              <w:rPr>
+                <w:rFonts w:ascii="Times New Roman" w:eastAsia="標楷體" w:hAnsi="Times New Roman" w:cs="Times New Roman"/>
+              </w:rPr>
+              <w:t>Roboflow</w:t>
+            </w:r>
+            <w:proofErr w:type="spellEnd"/>
+            <w:r>
+              <w:rPr>
+                <w:rFonts w:ascii="Times New Roman" w:eastAsia="標楷體" w:hAnsi="Times New Roman" w:cs="Times New Roman"/>
+              </w:rPr>
+              <w:t>：</w:t>
+            </w:r>
+            <w:proofErr w:type="spellStart"/>
+            <w:r>
+              <w:rPr>
+                <w:rFonts w:ascii="Times New Roman" w:eastAsia="標楷體" w:hAnsi="Times New Roman" w:cs="Times New Roman"/>
+              </w:rPr>
+              <w:t>lin-yung-yi</w:t>
+            </w:r>
+            <w:proofErr w:type="spellEnd"/>
+            <w:r>
+              <w:rPr>
+                <w:rFonts w:ascii="Times New Roman" w:eastAsia="標楷體" w:hAnsi="Times New Roman" w:cs="Times New Roman"/>
+              </w:rPr>
+              <w:t>/instancee-segment-_test2 v1</w:t>
+            </w:r>
+            <w:r>
+              <w:rPr>
+                <w:rFonts w:ascii="Times New Roman" w:eastAsia="標楷體" w:hAnsi="Times New Roman" w:cs="Times New Roman"/>
+              </w:rPr>
+              <w:t>）訓練，可辨識行人、汽車、機車、腳踏車、一般障礙物等</w:t>
+            </w:r>
+            <w:r>
+              <w:rPr>
+                <w:rFonts w:ascii="Times New Roman" w:eastAsia="標楷體" w:hAnsi="Times New Roman" w:cs="Times New Roman"/>
+              </w:rPr>
+              <w:t xml:space="preserve"> 5 </w:t>
+            </w:r>
+            <w:r>
+              <w:rPr>
+                <w:rFonts w:ascii="Times New Roman" w:eastAsia="標楷體" w:hAnsi="Times New Roman" w:cs="Times New Roman"/>
+              </w:rPr>
+              <w:t>類危險物，以及斑馬線、導盲磚、人行道等</w:t>
+            </w:r>
+            <w:r>
+              <w:rPr>
+                <w:rFonts w:ascii="Times New Roman" w:eastAsia="標楷體" w:hAnsi="Times New Roman" w:cs="Times New Roman"/>
+              </w:rPr>
+              <w:t xml:space="preserve"> 3 </w:t>
+            </w:r>
+            <w:r>
+              <w:rPr>
+                <w:rFonts w:ascii="Times New Roman" w:eastAsia="標楷體" w:hAnsi="Times New Roman" w:cs="Times New Roman"/>
+              </w:rPr>
+              <w:t>類導引目標，轉成</w:t>
+            </w:r>
+            <w:r>
+              <w:rPr>
+                <w:rFonts w:ascii="Times New Roman" w:eastAsia="標楷體" w:hAnsi="Times New Roman" w:cs="Times New Roman"/>
+              </w:rPr>
+              <w:t xml:space="preserve"> ONNX </w:t>
+            </w:r>
+            <w:r>
+              <w:rPr>
+                <w:rFonts w:ascii="Times New Roman" w:eastAsia="標楷體" w:hAnsi="Times New Roman" w:cs="Times New Roman"/>
+              </w:rPr>
+              <w:t>格式後隨儲存庫公開，路徑為：</w:t>
             </w:r>
           </w:p>
           <w:p>
             <w:pPr>
-              <w:spacing w:before="0" w:after="20" w:line="260" w:lineRule="auto"/>
-              <w:ind w:left="480" w:hanging="0"/>
-              <w:jc w:val="left"/>
+              <w:spacing w:after="20" w:line="260" w:lineRule="auto"/>
+              <w:ind w:left="480"/>
             </w:pPr>
             <w:r>
               <w:rPr>
-                <w:rFonts w:ascii="Consolas" w:hAnsi="Consolas" w:cs="Consolas" w:eastAsia="標楷體"/>
+                <w:rFonts w:ascii="Consolas" w:eastAsia="標楷體" w:hAnsi="Consolas" w:cs="Consolas"/>
                 <w:sz w:val="20"/>
                 <w:szCs w:val="20"/>
               </w:rPr>
-              <w:t xml:space="preserve">apps/ai/ai-vision/src/main/assets/obstacle_yolov8.onnx</w:t>
+              <w:t>apps/ai/ai-vision/</w:t>
+            </w:r>
+            <w:proofErr w:type="spellStart"/>
+            <w:r>
+              <w:rPr>
+                <w:rFonts w:ascii="Consolas" w:eastAsia="標楷體" w:hAnsi="Consolas" w:cs="Consolas"/>
+                <w:sz w:val="20"/>
+                <w:szCs w:val="20"/>
+              </w:rPr>
+              <w:t>src</w:t>
+            </w:r>
+            <w:proofErr w:type="spellEnd"/>
+            <w:r>
+              <w:rPr>
+                <w:rFonts w:ascii="Consolas" w:eastAsia="標楷體" w:hAnsi="Consolas" w:cs="Consolas"/>
+                <w:sz w:val="20"/>
+                <w:szCs w:val="20"/>
+              </w:rPr>
+              <w:t>/main/assets/obstacle_yolov8.onnx</w:t>
             </w:r>
           </w:p>
           <w:p>
             <w:pPr>
-              <w:spacing w:before="0" w:after="40" w:line="320" w:lineRule="auto"/>
+              <w:spacing w:after="40" w:line="320" w:lineRule="auto"/>
               <w:jc w:val="both"/>
             </w:pPr>
             <w:r>
               <w:rPr>
-                <w:rFonts w:ascii="Times New Roman" w:hAnsi="Times New Roman" w:cs="Times New Roman" w:eastAsia="標楷體"/>
-                <w:sz w:val="24"/>
-                <w:szCs w:val="24"/>
-              </w:rPr>
-              <w:t xml:space="preserve">同一資料夾的 README.md 記載模型的輸入輸出格式與重新匯出的指令，其他團隊可以直接取用或在此基礎上微調。</w:t>
+                <w:rFonts w:ascii="Times New Roman" w:eastAsia="標楷體" w:hAnsi="Times New Roman" w:cs="Times New Roman"/>
+              </w:rPr>
+              <w:t>同一資料夾的</w:t>
+            </w:r>
+            <w:r>
+              <w:rPr>
+                <w:rFonts w:ascii="Times New Roman" w:eastAsia="標楷體" w:hAnsi="Times New Roman" w:cs="Times New Roman"/>
+              </w:rPr>
+              <w:t xml:space="preserve"> README.md </w:t>
+            </w:r>
+            <w:r>
+              <w:rPr>
+                <w:rFonts w:ascii="Times New Roman" w:eastAsia="標楷體" w:hAnsi="Times New Roman" w:cs="Times New Roman"/>
+              </w:rPr>
+              <w:t>記載模型的輸入輸出格式與重新匯出的指令，其他團隊可以直接取用或在此基礎上微調。</w:t>
             </w:r>
           </w:p>
           <w:p>
             <w:pPr>
-              <w:keepNext w:val="1"/>
+              <w:keepNext/>
               <w:spacing w:before="160" w:after="60" w:line="320" w:lineRule="auto"/>
               <w:jc w:val="both"/>
             </w:pPr>
             <w:r>
               <w:rPr>
-                <w:rFonts w:ascii="Times New Roman" w:hAnsi="Times New Roman" w:cs="Times New Roman" w:eastAsia="標楷體"/>
-                <w:b w:val="1"/>
-                <w:bCs w:val="1"/>
+                <w:rFonts w:ascii="Times New Roman" w:eastAsia="標楷體" w:hAnsi="Times New Roman" w:cs="Times New Roman"/>
+                <w:b/>
+                <w:bCs/>
                 <w:color w:val="1F4E79"/>
                 <w:sz w:val="26"/>
                 <w:szCs w:val="26"/>
               </w:rPr>
-              <w:t xml:space="preserve">（五）取得與執行方式</w:t>
+              <w:t>（五）取得與執行方式</w:t>
             </w:r>
           </w:p>
           <w:p>
             <w:pPr>
-              <w:spacing w:before="0" w:after="30" w:line="320" w:lineRule="auto"/>
+              <w:spacing w:after="30" w:line="320" w:lineRule="auto"/>
               <w:ind w:left="480" w:hanging="480"/>
-              <w:jc w:val="left"/>
             </w:pPr>
             <w:r>
               <w:rPr>
-                <w:rFonts w:ascii="Times New Roman" w:hAnsi="Times New Roman" w:cs="Times New Roman" w:eastAsia="標楷體"/>
-                <w:sz w:val="24"/>
-                <w:szCs w:val="24"/>
+                <w:rFonts w:ascii="Times New Roman" w:eastAsia="標楷體" w:hAnsi="Times New Roman" w:cs="Times New Roman"/>
               </w:rPr>
               <w:t xml:space="preserve">1. </w:t>
             </w:r>
             <w:r>
               <w:rPr>
-                <w:rFonts w:ascii="Times New Roman" w:hAnsi="Times New Roman" w:cs="Times New Roman" w:eastAsia="標楷體"/>
-                <w:b w:val="1"/>
-                <w:bCs w:val="1"/>
-                <w:sz w:val="24"/>
-                <w:szCs w:val="24"/>
-              </w:rPr>
-              <w:t xml:space="preserve">下載：</w:t>
-            </w:r>
-            <w:r>
-              <w:rPr>
-                <w:rFonts w:ascii="Times New Roman" w:hAnsi="Times New Roman" w:cs="Times New Roman" w:eastAsia="標楷體"/>
-                <w:sz w:val="24"/>
-                <w:szCs w:val="24"/>
-              </w:rPr>
-              <w:t xml:space="preserve">取得原始碼並切換到參賽版本：</w:t>
+                <w:rFonts w:ascii="Times New Roman" w:eastAsia="標楷體" w:hAnsi="Times New Roman" w:cs="Times New Roman"/>
+                <w:b/>
+                <w:bCs/>
+              </w:rPr>
+              <w:t>下載：</w:t>
+            </w:r>
+            <w:r>
+              <w:rPr>
+                <w:rFonts w:ascii="Times New Roman" w:eastAsia="標楷體" w:hAnsi="Times New Roman" w:cs="Times New Roman"/>
+              </w:rPr>
+              <w:t>取得原始碼並切換到參賽版本：</w:t>
             </w:r>
           </w:p>
           <w:p>
             <w:pPr>
-              <w:spacing w:before="0" w:after="20" w:line="260" w:lineRule="auto"/>
-              <w:ind w:left="480" w:hanging="0"/>
-              <w:jc w:val="left"/>
+              <w:spacing w:after="20" w:line="260" w:lineRule="auto"/>
+              <w:ind w:left="480"/>
             </w:pPr>
             <w:r>
               <w:rPr>
-                <w:rFonts w:ascii="Consolas" w:hAnsi="Consolas" w:cs="Consolas" w:eastAsia="標楷體"/>
+                <w:rFonts w:ascii="Consolas" w:eastAsia="標楷體" w:hAnsi="Consolas" w:cs="Consolas"/>
                 <w:sz w:val="20"/>
                 <w:szCs w:val="20"/>
               </w:rPr>
-              <w:t xml:space="preserve">git clone https://github.com/mato1321/guide_glasses_project_.git</w:t>
+              <w:t>git clone https://github.com/mato1321/guide_glasses_project_.git</w:t>
             </w:r>
           </w:p>
           <w:p>
             <w:pPr>
-              <w:spacing w:before="0" w:after="20" w:line="260" w:lineRule="auto"/>
-              <w:ind w:left="480" w:hanging="0"/>
-              <w:jc w:val="left"/>
+              <w:spacing w:after="20" w:line="260" w:lineRule="auto"/>
+              <w:ind w:left="480"/>
             </w:pPr>
             <w:r>
               <w:rPr>
-                <w:rFonts w:ascii="Consolas" w:hAnsi="Consolas" w:cs="Consolas" w:eastAsia="標楷體"/>
+                <w:rFonts w:ascii="Consolas" w:eastAsia="標楷體" w:hAnsi="Consolas" w:cs="Consolas"/>
                 <w:sz w:val="20"/>
                 <w:szCs w:val="20"/>
               </w:rPr>
-              <w:t xml:space="preserve">git checkout restructure/three-versions</w:t>
+              <w:t>git checkout restructure/three-versions</w:t>
             </w:r>
           </w:p>
           <w:p>
             <w:pPr>
-              <w:spacing w:before="0" w:after="30" w:line="320" w:lineRule="auto"/>
+              <w:spacing w:after="30" w:line="320" w:lineRule="auto"/>
               <w:ind w:left="480" w:hanging="480"/>
-              <w:jc w:val="left"/>
             </w:pPr>
             <w:r>
               <w:rPr>
-                <w:rFonts w:ascii="Times New Roman" w:hAnsi="Times New Roman" w:cs="Times New Roman" w:eastAsia="標楷體"/>
-                <w:sz w:val="24"/>
-                <w:szCs w:val="24"/>
+                <w:rFonts w:ascii="Times New Roman" w:eastAsia="標楷體" w:hAnsi="Times New Roman" w:cs="Times New Roman"/>
               </w:rPr>
               <w:t xml:space="preserve">2. </w:t>
             </w:r>
             <w:r>
               <w:rPr>
-                <w:rFonts w:ascii="Times New Roman" w:hAnsi="Times New Roman" w:cs="Times New Roman" w:eastAsia="標楷體"/>
-                <w:b w:val="1"/>
-                <w:bCs w:val="1"/>
-                <w:sz w:val="24"/>
-                <w:szCs w:val="24"/>
-              </w:rPr>
-              <w:t xml:space="preserve">Android：</w:t>
-            </w:r>
-            <w:r>
-              <w:rPr>
-                <w:rFonts w:ascii="Times New Roman" w:hAnsi="Times New Roman" w:cs="Times New Roman" w:eastAsia="標楷體"/>
-                <w:sz w:val="24"/>
-                <w:szCs w:val="24"/>
-              </w:rPr>
-              <w:t xml:space="preserve">以 Android Studio 開啟 apps 資料夾，建置 cloudflareDebug 版本，分別安裝到眼鏡與手機。</w:t>
+                <w:rFonts w:ascii="Times New Roman" w:eastAsia="標楷體" w:hAnsi="Times New Roman" w:cs="Times New Roman"/>
+                <w:b/>
+                <w:bCs/>
+              </w:rPr>
+              <w:t>Android</w:t>
+            </w:r>
+            <w:r>
+              <w:rPr>
+                <w:rFonts w:ascii="Times New Roman" w:eastAsia="標楷體" w:hAnsi="Times New Roman" w:cs="Times New Roman"/>
+                <w:b/>
+                <w:bCs/>
+              </w:rPr>
+              <w:t>：</w:t>
+            </w:r>
+            <w:r>
+              <w:rPr>
+                <w:rFonts w:ascii="Times New Roman" w:eastAsia="標楷體" w:hAnsi="Times New Roman" w:cs="Times New Roman"/>
+              </w:rPr>
+              <w:t>以</w:t>
+            </w:r>
+            <w:r>
+              <w:rPr>
+                <w:rFonts w:ascii="Times New Roman" w:eastAsia="標楷體" w:hAnsi="Times New Roman" w:cs="Times New Roman"/>
+              </w:rPr>
+              <w:t xml:space="preserve"> Android Studio </w:t>
+            </w:r>
+            <w:r>
+              <w:rPr>
+                <w:rFonts w:ascii="Times New Roman" w:eastAsia="標楷體" w:hAnsi="Times New Roman" w:cs="Times New Roman"/>
+              </w:rPr>
+              <w:t>開啟</w:t>
+            </w:r>
+            <w:r>
+              <w:rPr>
+                <w:rFonts w:ascii="Times New Roman" w:eastAsia="標楷體" w:hAnsi="Times New Roman" w:cs="Times New Roman"/>
+              </w:rPr>
+              <w:t xml:space="preserve"> apps </w:t>
+            </w:r>
+            <w:r>
+              <w:rPr>
+                <w:rFonts w:ascii="Times New Roman" w:eastAsia="標楷體" w:hAnsi="Times New Roman" w:cs="Times New Roman"/>
+              </w:rPr>
+              <w:t>資料夾，建置</w:t>
+            </w:r>
+            <w:r>
+              <w:rPr>
+                <w:rFonts w:ascii="Times New Roman" w:eastAsia="標楷體" w:hAnsi="Times New Roman" w:cs="Times New Roman"/>
+              </w:rPr>
+              <w:t xml:space="preserve"> </w:t>
+            </w:r>
+            <w:proofErr w:type="spellStart"/>
+            <w:r>
+              <w:rPr>
+                <w:rFonts w:ascii="Times New Roman" w:eastAsia="標楷體" w:hAnsi="Times New Roman" w:cs="Times New Roman"/>
+              </w:rPr>
+              <w:t>cloudflareDebug</w:t>
+            </w:r>
+            <w:proofErr w:type="spellEnd"/>
+            <w:r>
+              <w:rPr>
+                <w:rFonts w:ascii="Times New Roman" w:eastAsia="標楷體" w:hAnsi="Times New Roman" w:cs="Times New Roman"/>
+              </w:rPr>
+              <w:t xml:space="preserve"> </w:t>
+            </w:r>
+            <w:r>
+              <w:rPr>
+                <w:rFonts w:ascii="Times New Roman" w:eastAsia="標楷體" w:hAnsi="Times New Roman" w:cs="Times New Roman"/>
+              </w:rPr>
+              <w:t>版本，分別安裝到眼鏡與手機。</w:t>
             </w:r>
           </w:p>
           <w:p>
             <w:pPr>
-              <w:spacing w:before="0" w:after="30" w:line="320" w:lineRule="auto"/>
+              <w:spacing w:after="30" w:line="320" w:lineRule="auto"/>
               <w:ind w:left="480" w:hanging="480"/>
-              <w:jc w:val="left"/>
             </w:pPr>
             <w:r>
               <w:rPr>
-                <w:rFonts w:ascii="Times New Roman" w:hAnsi="Times New Roman" w:cs="Times New Roman" w:eastAsia="標楷體"/>
-                <w:sz w:val="24"/>
-                <w:szCs w:val="24"/>
+                <w:rFonts w:ascii="Times New Roman" w:eastAsia="標楷體" w:hAnsi="Times New Roman" w:cs="Times New Roman"/>
               </w:rPr>
               <w:t xml:space="preserve">3. </w:t>
             </w:r>
             <w:r>
               <w:rPr>
-                <w:rFonts w:ascii="Times New Roman" w:hAnsi="Times New Roman" w:cs="Times New Roman" w:eastAsia="標楷體"/>
-                <w:b w:val="1"/>
-                <w:bCs w:val="1"/>
-                <w:sz w:val="24"/>
-                <w:szCs w:val="24"/>
-              </w:rPr>
-              <w:t xml:space="preserve">後端：</w:t>
-            </w:r>
-            <w:r>
-              <w:rPr>
-                <w:rFonts w:ascii="Times New Roman" w:hAnsi="Times New Roman" w:cs="Times New Roman" w:eastAsia="標楷體"/>
-                <w:sz w:val="24"/>
-                <w:szCs w:val="24"/>
-              </w:rPr>
-              <w:t xml:space="preserve">在 backend 資料夾建立 Python 3.12 虛擬環境並安裝 requirements.txt，依 .env.example 填入金鑰後啟動。</w:t>
+                <w:rFonts w:ascii="Times New Roman" w:eastAsia="標楷體" w:hAnsi="Times New Roman" w:cs="Times New Roman"/>
+                <w:b/>
+                <w:bCs/>
+              </w:rPr>
+              <w:t>後端：</w:t>
+            </w:r>
+            <w:r>
+              <w:rPr>
+                <w:rFonts w:ascii="Times New Roman" w:eastAsia="標楷體" w:hAnsi="Times New Roman" w:cs="Times New Roman"/>
+              </w:rPr>
+              <w:t>在</w:t>
+            </w:r>
+            <w:r>
+              <w:rPr>
+                <w:rFonts w:ascii="Times New Roman" w:eastAsia="標楷體" w:hAnsi="Times New Roman" w:cs="Times New Roman"/>
+              </w:rPr>
+              <w:t xml:space="preserve"> backend </w:t>
+            </w:r>
+            <w:r>
+              <w:rPr>
+                <w:rFonts w:ascii="Times New Roman" w:eastAsia="標楷體" w:hAnsi="Times New Roman" w:cs="Times New Roman"/>
+              </w:rPr>
+              <w:t>資料夾建立</w:t>
+            </w:r>
+            <w:r>
+              <w:rPr>
+                <w:rFonts w:ascii="Times New Roman" w:eastAsia="標楷體" w:hAnsi="Times New Roman" w:cs="Times New Roman"/>
+              </w:rPr>
+              <w:t xml:space="preserve"> Python 3.12 </w:t>
+            </w:r>
+            <w:r>
+              <w:rPr>
+                <w:rFonts w:ascii="Times New Roman" w:eastAsia="標楷體" w:hAnsi="Times New Roman" w:cs="Times New Roman"/>
+              </w:rPr>
+              <w:t>虛擬環境並安裝</w:t>
+            </w:r>
+            <w:r>
+              <w:rPr>
+                <w:rFonts w:ascii="Times New Roman" w:eastAsia="標楷體" w:hAnsi="Times New Roman" w:cs="Times New Roman"/>
+              </w:rPr>
+              <w:t xml:space="preserve"> requirements.txt</w:t>
+            </w:r>
+            <w:r>
+              <w:rPr>
+                <w:rFonts w:ascii="Times New Roman" w:eastAsia="標楷體" w:hAnsi="Times New Roman" w:cs="Times New Roman"/>
+              </w:rPr>
+              <w:t>，依</w:t>
+            </w:r>
+            <w:r>
+              <w:rPr>
+                <w:rFonts w:ascii="Times New Roman" w:eastAsia="標楷體" w:hAnsi="Times New Roman" w:cs="Times New Roman"/>
+              </w:rPr>
+              <w:t xml:space="preserve"> .</w:t>
+            </w:r>
+            <w:proofErr w:type="spellStart"/>
+            <w:r>
+              <w:rPr>
+                <w:rFonts w:ascii="Times New Roman" w:eastAsia="標楷體" w:hAnsi="Times New Roman" w:cs="Times New Roman"/>
+              </w:rPr>
+              <w:t>env.example</w:t>
+            </w:r>
+            <w:proofErr w:type="spellEnd"/>
+            <w:r>
+              <w:rPr>
+                <w:rFonts w:ascii="Times New Roman" w:eastAsia="標楷體" w:hAnsi="Times New Roman" w:cs="Times New Roman"/>
+              </w:rPr>
+              <w:t xml:space="preserve"> </w:t>
+            </w:r>
+            <w:r>
+              <w:rPr>
+                <w:rFonts w:ascii="Times New Roman" w:eastAsia="標楷體" w:hAnsi="Times New Roman" w:cs="Times New Roman"/>
+              </w:rPr>
+              <w:t>填入金鑰後啟動。</w:t>
             </w:r>
           </w:p>
           <w:p>
             <w:pPr>
-              <w:spacing w:before="0" w:after="30" w:line="320" w:lineRule="auto"/>
+              <w:spacing w:after="30" w:line="320" w:lineRule="auto"/>
               <w:ind w:left="480" w:hanging="480"/>
-              <w:jc w:val="left"/>
             </w:pPr>
             <w:r>
               <w:rPr>
-                <w:rFonts w:ascii="Times New Roman" w:hAnsi="Times New Roman" w:cs="Times New Roman" w:eastAsia="標楷體"/>
-                <w:sz w:val="24"/>
-                <w:szCs w:val="24"/>
+                <w:rFonts w:ascii="Times New Roman" w:eastAsia="標楷體" w:hAnsi="Times New Roman" w:cs="Times New Roman"/>
               </w:rPr>
               <w:t xml:space="preserve">4. </w:t>
             </w:r>
             <w:r>
               <w:rPr>
-                <w:rFonts w:ascii="Times New Roman" w:hAnsi="Times New Roman" w:cs="Times New Roman" w:eastAsia="標楷體"/>
-                <w:b w:val="1"/>
-                <w:bCs w:val="1"/>
-                <w:sz w:val="24"/>
-                <w:szCs w:val="24"/>
-              </w:rPr>
-              <w:t xml:space="preserve">機密資料：</w:t>
-            </w:r>
-            <w:r>
-              <w:rPr>
-                <w:rFonts w:ascii="Times New Roman" w:hAnsi="Times New Roman" w:cs="Times New Roman" w:eastAsia="標楷體"/>
-                <w:sz w:val="24"/>
-                <w:szCs w:val="24"/>
-              </w:rPr>
-              <w:t xml:space="preserve">API 金鑰、簽章與個人資料（人臉照片、定位紀錄）一律不上傳，儲存庫只提供 .env.example、keystore.properties.example 等設定範本。</w:t>
+                <w:rFonts w:ascii="Times New Roman" w:eastAsia="標楷體" w:hAnsi="Times New Roman" w:cs="Times New Roman"/>
+                <w:b/>
+                <w:bCs/>
+              </w:rPr>
+              <w:t>機密資料：</w:t>
+            </w:r>
+            <w:r>
+              <w:rPr>
+                <w:rFonts w:ascii="Times New Roman" w:eastAsia="標楷體" w:hAnsi="Times New Roman" w:cs="Times New Roman"/>
+              </w:rPr>
+              <w:t xml:space="preserve">API </w:t>
+            </w:r>
+            <w:r>
+              <w:rPr>
+                <w:rFonts w:ascii="Times New Roman" w:eastAsia="標楷體" w:hAnsi="Times New Roman" w:cs="Times New Roman"/>
+              </w:rPr>
+              <w:t>金鑰、簽章與個人資料（人臉照片、定位紀錄）一律不上傳，儲存庫只提供</w:t>
+            </w:r>
+            <w:r>
+              <w:rPr>
+                <w:rFonts w:ascii="Times New Roman" w:eastAsia="標楷體" w:hAnsi="Times New Roman" w:cs="Times New Roman"/>
+              </w:rPr>
+              <w:t xml:space="preserve"> .</w:t>
+            </w:r>
+            <w:proofErr w:type="spellStart"/>
+            <w:r>
+              <w:rPr>
+                <w:rFonts w:ascii="Times New Roman" w:eastAsia="標楷體" w:hAnsi="Times New Roman" w:cs="Times New Roman"/>
+              </w:rPr>
+              <w:t>env.example</w:t>
+            </w:r>
+            <w:proofErr w:type="spellEnd"/>
+            <w:r>
+              <w:rPr>
+                <w:rFonts w:ascii="Times New Roman" w:eastAsia="標楷體" w:hAnsi="Times New Roman" w:cs="Times New Roman"/>
+              </w:rPr>
+              <w:t>、</w:t>
+            </w:r>
+            <w:proofErr w:type="spellStart"/>
+            <w:r>
+              <w:rPr>
+                <w:rFonts w:ascii="Times New Roman" w:eastAsia="標楷體" w:hAnsi="Times New Roman" w:cs="Times New Roman"/>
+              </w:rPr>
+              <w:t>keystore.properties.example</w:t>
+            </w:r>
+            <w:proofErr w:type="spellEnd"/>
+            <w:r>
+              <w:rPr>
+                <w:rFonts w:ascii="Times New Roman" w:eastAsia="標楷體" w:hAnsi="Times New Roman" w:cs="Times New Roman"/>
+              </w:rPr>
+              <w:t xml:space="preserve"> </w:t>
+            </w:r>
+            <w:r>
+              <w:rPr>
+                <w:rFonts w:ascii="Times New Roman" w:eastAsia="標楷體" w:hAnsi="Times New Roman" w:cs="Times New Roman"/>
+              </w:rPr>
+              <w:t>等設定範本。</w:t>
             </w:r>
           </w:p>
           <w:p>
             <w:pPr>
-              <w:spacing w:before="0" w:after="30" w:line="320" w:lineRule="auto"/>
+              <w:spacing w:after="30" w:line="320" w:lineRule="auto"/>
               <w:ind w:left="480" w:hanging="480"/>
-              <w:jc w:val="left"/>
             </w:pPr>
             <w:r>
               <w:rPr>
-                <w:rFonts w:ascii="Times New Roman" w:hAnsi="Times New Roman" w:cs="Times New Roman" w:eastAsia="標楷體"/>
-                <w:sz w:val="24"/>
-                <w:szCs w:val="24"/>
+                <w:rFonts w:ascii="Times New Roman" w:eastAsia="標楷體" w:hAnsi="Times New Roman" w:cs="Times New Roman"/>
               </w:rPr>
               <w:t xml:space="preserve">5. </w:t>
             </w:r>
             <w:r>
               <w:rPr>
-                <w:rFonts w:ascii="Times New Roman" w:hAnsi="Times New Roman" w:cs="Times New Roman" w:eastAsia="標楷體"/>
-                <w:b w:val="1"/>
-                <w:bCs w:val="1"/>
-                <w:sz w:val="24"/>
-                <w:szCs w:val="24"/>
-              </w:rPr>
-              <w:t xml:space="preserve">大型模型：</w:t>
-            </w:r>
-            <w:r>
-              <w:rPr>
-                <w:rFonts w:ascii="Times New Roman" w:hAnsi="Times New Roman" w:cs="Times New Roman" w:eastAsia="標楷體"/>
-                <w:sz w:val="24"/>
-                <w:szCs w:val="24"/>
-              </w:rPr>
-              <w:t xml:space="preserve">部分模型檔案較大，未收錄於 Git；取得來源與驗證方式記載於 shared/models/README.md。</w:t>
+                <w:rFonts w:ascii="Times New Roman" w:eastAsia="標楷體" w:hAnsi="Times New Roman" w:cs="Times New Roman"/>
+                <w:b/>
+                <w:bCs/>
+              </w:rPr>
+              <w:t>大型模型：</w:t>
+            </w:r>
+            <w:r>
+              <w:rPr>
+                <w:rFonts w:ascii="Times New Roman" w:eastAsia="標楷體" w:hAnsi="Times New Roman" w:cs="Times New Roman"/>
+              </w:rPr>
+              <w:t>部分模型檔案較大，未收錄於</w:t>
+            </w:r>
+            <w:r>
+              <w:rPr>
+                <w:rFonts w:ascii="Times New Roman" w:eastAsia="標楷體" w:hAnsi="Times New Roman" w:cs="Times New Roman"/>
+              </w:rPr>
+              <w:t xml:space="preserve"> Git</w:t>
+            </w:r>
+            <w:r>
+              <w:rPr>
+                <w:rFonts w:ascii="Times New Roman" w:eastAsia="標楷體" w:hAnsi="Times New Roman" w:cs="Times New Roman"/>
+              </w:rPr>
+              <w:t>；取得來源與驗證方式記載於</w:t>
+            </w:r>
+            <w:r>
+              <w:rPr>
+                <w:rFonts w:ascii="Times New Roman" w:eastAsia="標楷體" w:hAnsi="Times New Roman" w:cs="Times New Roman"/>
+              </w:rPr>
+              <w:t xml:space="preserve"> shared/models/README.md</w:t>
+            </w:r>
+            <w:r>
+              <w:rPr>
+                <w:rFonts w:ascii="Times New Roman" w:eastAsia="標楷體" w:hAnsi="Times New Roman" w:cs="Times New Roman"/>
+              </w:rPr>
+              <w:t>。</w:t>
             </w:r>
           </w:p>
           <w:p>
             <w:pPr>
-              <w:keepNext w:val="1"/>
+              <w:keepNext/>
               <w:spacing w:before="160" w:after="60" w:line="320" w:lineRule="auto"/>
               <w:jc w:val="both"/>
             </w:pPr>
             <w:r>
               <w:rPr>
-                <w:rFonts w:ascii="Times New Roman" w:hAnsi="Times New Roman" w:cs="Times New Roman" w:eastAsia="標楷體"/>
-                <w:b w:val="1"/>
-                <w:bCs w:val="1"/>
+                <w:rFonts w:ascii="Times New Roman" w:eastAsia="標楷體" w:hAnsi="Times New Roman" w:cs="Times New Roman"/>
+                <w:b/>
+                <w:bCs/>
                 <w:color w:val="1F4E79"/>
                 <w:sz w:val="26"/>
                 <w:szCs w:val="26"/>
               </w:rPr>
-              <w:t xml:space="preserve">（六）開發紀錄</w:t>
+              <w:t>（六）開發紀錄</w:t>
             </w:r>
           </w:p>
           <w:p>
             <w:pPr>
-              <w:spacing w:before="0" w:after="40" w:line="320" w:lineRule="auto"/>
+              <w:spacing w:after="40" w:line="320" w:lineRule="auto"/>
               <w:jc w:val="both"/>
             </w:pPr>
             <w:r>
               <w:rPr>
-                <w:rFonts w:ascii="Times New Roman" w:hAnsi="Times New Roman" w:cs="Times New Roman" w:eastAsia="標楷體"/>
-                <w:sz w:val="24"/>
-                <w:szCs w:val="24"/>
-              </w:rPr>
-              <w:t xml:space="preserve">儲存庫保留完整的 Git 提交紀錄，每一次修改都附上原因與實機測試結果，可追溯功能如何在真實裝置上被驗證與修正。目前 Android 端有 423 個單元測試、後端有 15 個自動化測試，全部通過；每次提交前皆檢查金鑰與個人資料未被加入。</w:t>
+                <w:rFonts w:ascii="Times New Roman" w:eastAsia="標楷體" w:hAnsi="Times New Roman" w:cs="Times New Roman"/>
+              </w:rPr>
+              <w:t>儲存庫保留完整的</w:t>
+            </w:r>
+            <w:r>
+              <w:rPr>
+                <w:rFonts w:ascii="Times New Roman" w:eastAsia="標楷體" w:hAnsi="Times New Roman" w:cs="Times New Roman"/>
+              </w:rPr>
+              <w:t xml:space="preserve"> Git </w:t>
+            </w:r>
+            <w:r>
+              <w:rPr>
+                <w:rFonts w:ascii="Times New Roman" w:eastAsia="標楷體" w:hAnsi="Times New Roman" w:cs="Times New Roman"/>
+              </w:rPr>
+              <w:t>提交紀錄，每一次修改都附上原因與實機測試結果，可追溯功能如何在真實裝置上被驗證與修正。目前</w:t>
+            </w:r>
+            <w:r>
+              <w:rPr>
+                <w:rFonts w:ascii="Times New Roman" w:eastAsia="標楷體" w:hAnsi="Times New Roman" w:cs="Times New Roman"/>
+              </w:rPr>
+              <w:t xml:space="preserve"> Android </w:t>
+            </w:r>
+            <w:r>
+              <w:rPr>
+                <w:rFonts w:ascii="Times New Roman" w:eastAsia="標楷體" w:hAnsi="Times New Roman" w:cs="Times New Roman"/>
+              </w:rPr>
+              <w:t>端有</w:t>
+            </w:r>
+            <w:r>
+              <w:rPr>
+                <w:rFonts w:ascii="Times New Roman" w:eastAsia="標楷體" w:hAnsi="Times New Roman" w:cs="Times New Roman"/>
+              </w:rPr>
+              <w:t xml:space="preserve"> 423 </w:t>
+            </w:r>
+            <w:r>
+              <w:rPr>
+                <w:rFonts w:ascii="Times New Roman" w:eastAsia="標楷體" w:hAnsi="Times New Roman" w:cs="Times New Roman"/>
+              </w:rPr>
+              <w:t>個單元測試、後端有</w:t>
+            </w:r>
+            <w:r>
+              <w:rPr>
+                <w:rFonts w:ascii="Times New Roman" w:eastAsia="標楷體" w:hAnsi="Times New Roman" w:cs="Times New Roman"/>
+              </w:rPr>
+              <w:t xml:space="preserve"> 15 </w:t>
+            </w:r>
+            <w:r>
+              <w:rPr>
+                <w:rFonts w:ascii="Times New Roman" w:eastAsia="標楷體" w:hAnsi="Times New Roman" w:cs="Times New Roman"/>
+              </w:rPr>
+              <w:t>個自動化測試，全部通過；每次提交前皆檢查金鑰與個人資料未被加入。</w:t>
             </w:r>
           </w:p>
         </w:tc>
@@ -1118,40 +1652,30 @@
     </w:tbl>
     <w:p>
       <w:pPr>
-        <w:widowControl w:val="1"/>
+        <w:widowControl/>
         <w:jc w:val="center"/>
         <w:rPr>
-          <w:rFonts w:ascii="Times New Roman" w:cs="Times New Roman" w:eastAsia="Times New Roman" w:hAnsi="Times New Roman"/>
+          <w:rFonts w:ascii="Times New Roman" w:eastAsia="Times New Roman" w:hAnsi="Times New Roman" w:cs="Times New Roman"/>
         </w:rPr>
       </w:pPr>
-      <w:r>
-        <w:rPr>
-          <w:rtl w:val="0"/>
-        </w:rPr>
-      </w:r>
     </w:p>
-    <w:p>
-      <w:pPr>
-        <w:rPr/>
-      </w:pPr>
-      <w:r>
-        <w:rPr>
-          <w:rtl w:val="0"/>
-        </w:rPr>
-      </w:r>
-    </w:p>
+    <w:p/>
     <w:sectPr>
-      <w:pgSz w:h="16838" w:w="11906" w:orient="portrait"/>
-      <w:pgMar w:bottom="720" w:top="720" w:left="720" w:right="720" w:header="851" w:footer="992"/>
+      <w:pgSz w:w="11906" w:h="16838"/>
+      <w:pgMar w:top="720" w:right="720" w:bottom="720" w:left="720" w:header="851" w:footer="992" w:gutter="0"/>
       <w:pgNumType w:start="1"/>
+      <w:cols w:space="720"/>
     </w:sectPr>
   </w:body>
 </w:document>
 </file>
 
 <file path=word/numbering.xml><?xml version="1.0" encoding="utf-8"?>
-<w:numbering xmlns:mc="http://schemas.openxmlformats.org/markup-compatibility/2006" xmlns:o="urn:schemas-microsoft-com:office:office" xmlns:r="http://schemas.openxmlformats.org/officeDocument/2006/relationships" xmlns:m="http://schemas.openxmlformats.org/officeDocument/2006/math" xmlns:v="urn:schemas-microsoft-com:vml" xmlns:wp="http://schemas.openxmlformats.org/drawingml/2006/wordprocessingDrawing" xmlns:w10="urn:schemas-microsoft-com:office:word" xmlns:w="http://schemas.openxmlformats.org/wordprocessingml/2006/main" xmlns:wne="http://schemas.microsoft.com/office/word/2006/wordml" xmlns:sl="http://schemas.openxmlformats.org/schemaLibrary/2006/main" xmlns:a="http://schemas.openxmlformats.org/drawingml/2006/main" xmlns:pic="http://schemas.openxmlformats.org/drawingml/2006/picture" xmlns:c="http://schemas.openxmlformats.org/drawingml/2006/chart" xmlns:lc="http://schemas.openxmlformats.org/drawingml/2006/lockedCanvas" xmlns:dgm="http://schemas.openxmlformats.org/drawingml/2006/diagram" xmlns:wps="http://schemas.microsoft.com/office/word/2010/wordprocessingShape" xmlns:wpg="http://schemas.microsoft.com/office/word/2010/wordprocessingGroup" xmlns:w14="http://schemas.microsoft.com/office/word/2010/wordml" xmlns:w15="http://schemas.microsoft.com/office/word/2012/wordml" xmlns:w16="http://schemas.microsoft.com/office/word/2018/wordml" xmlns:w16cex="http://schemas.microsoft.com/office/word/2018/wordml/cex" xmlns:w16cid="http://schemas.microsoft.com/office/word/2016/wordml/cid" xmlns="http://schemas.microsoft.com/office/tasks/2019/documenttasks" xmlns:cr="http://schemas.microsoft.com/office/comments/2020/reactions">
-  <w:abstractNum w:abstractNumId="1">
+<w:numbering xmlns:wpc="http://schemas.microsoft.com/office/word/2010/wordprocessingCanvas" xmlns:cx="http://schemas.microsoft.com/office/drawing/2014/chartex" xmlns:cx1="http://schemas.microsoft.com/office/drawing/2015/9/8/chartex" xmlns:cx2="http://schemas.microsoft.com/office/drawing/2015/10/21/chartex" xmlns:cx3="http://schemas.microsoft.com/office/drawing/2016/5/9/chartex" xmlns:cx4="http://schemas.microsoft.com/office/drawing/2016/5/10/chartex" xmlns:cx5="http://schemas.microsoft.com/office/drawing/2016/5/11/chartex" xmlns:cx6="http://schemas.microsoft.com/office/drawing/2016/5/12/chartex" xmlns:cx7="http://schemas.microsoft.com/office/drawing/2016/5/13/chartex" xmlns:cx8="http://schemas.microsoft.com/office/drawing/2016/5/14/chartex" xmlns:mc="http://schemas.openxmlformats.org/markup-compatibility/2006" xmlns:aink="http://schemas.microsoft.com/office/drawing/2016/ink" xmlns:am3d="http://schemas.microsoft.com/office/drawing/2017/model3d" xmlns:o="urn:schemas-microsoft-com:office:office" xmlns:oel="http://schemas.microsoft.com/office/2019/extlst" xmlns:r="http://schemas.openxmlformats.org/officeDocument/2006/relationships" xmlns:m="http://schemas.openxmlformats.org/officeDocument/2006/math" xmlns:v="urn:schemas-microsoft-com:vml" xmlns:wp14="http://schemas.microsoft.com/office/word/2010/wordprocessingDrawing" xmlns:wp="http://schemas.openxmlformats.org/drawingml/2006/wordprocessingDrawing" xmlns:w10="urn:schemas-microsoft-com:office:word" xmlns:w="http://schemas.openxmlformats.org/wordprocessingml/2006/main" xmlns:w14="http://schemas.microsoft.com/office/word/2010/wordml" xmlns:w15="http://schemas.microsoft.com/office/word/2012/wordml" xmlns:w16cex="http://schemas.microsoft.com/office/word/2018/wordml/cex" xmlns:w16cid="http://schemas.microsoft.com/office/word/2016/wordml/cid" xmlns:w16="http://schemas.microsoft.com/office/word/2018/wordml" xmlns:w16du="http://schemas.microsoft.com/office/word/2023/wordml/word16du" xmlns:w16sdtdh="http://schemas.microsoft.com/office/word/2020/wordml/sdtdatahash" xmlns:w16sdtfl="http://schemas.microsoft.com/office/word/2024/wordml/sdtformatlock" xmlns:w16se="http://schemas.microsoft.com/office/word/2015/wordml/symex" xmlns:wpg="http://schemas.microsoft.com/office/word/2010/wordprocessingGroup" xmlns:wpi="http://schemas.microsoft.com/office/word/2010/wordprocessingInk" xmlns:wne="http://schemas.microsoft.com/office/word/2006/wordml" xmlns:wps="http://schemas.microsoft.com/office/word/2010/wordprocessingShape" mc:Ignorable="w14 w15 w16se w16cid w16 w16cex w16sdtdh w16sdtfl w16du wp14">
+  <w:abstractNum w:abstractNumId="0" w15:restartNumberingAfterBreak="0">
+    <w:nsid w:val="563502AD"/>
+    <w:multiLevelType w:val="multilevel"/>
+    <w:tmpl w:val="5B88E028"/>
     <w:lvl w:ilvl="0">
       <w:start w:val="1"/>
       <w:numFmt w:val="decimal"/>
@@ -1160,7 +1684,6 @@
       <w:pPr>
         <w:ind w:left="360" w:hanging="360"/>
       </w:pPr>
-      <w:rPr/>
     </w:lvl>
     <w:lvl w:ilvl="1">
       <w:start w:val="1"/>
@@ -1170,7 +1693,6 @@
       <w:pPr>
         <w:ind w:left="960" w:hanging="480"/>
       </w:pPr>
-      <w:rPr/>
     </w:lvl>
     <w:lvl w:ilvl="2">
       <w:start w:val="1"/>
@@ -1180,7 +1702,6 @@
       <w:pPr>
         <w:ind w:left="1440" w:hanging="480"/>
       </w:pPr>
-      <w:rPr/>
     </w:lvl>
     <w:lvl w:ilvl="3">
       <w:start w:val="1"/>
@@ -1190,7 +1711,6 @@
       <w:pPr>
         <w:ind w:left="1920" w:hanging="480"/>
       </w:pPr>
-      <w:rPr/>
     </w:lvl>
     <w:lvl w:ilvl="4">
       <w:start w:val="1"/>
@@ -1200,7 +1720,6 @@
       <w:pPr>
         <w:ind w:left="2400" w:hanging="480"/>
       </w:pPr>
-      <w:rPr/>
     </w:lvl>
     <w:lvl w:ilvl="5">
       <w:start w:val="1"/>
@@ -1210,7 +1729,6 @@
       <w:pPr>
         <w:ind w:left="2880" w:hanging="480"/>
       </w:pPr>
-      <w:rPr/>
     </w:lvl>
     <w:lvl w:ilvl="6">
       <w:start w:val="1"/>
@@ -1220,7 +1738,6 @@
       <w:pPr>
         <w:ind w:left="3360" w:hanging="480"/>
       </w:pPr>
-      <w:rPr/>
     </w:lvl>
     <w:lvl w:ilvl="7">
       <w:start w:val="1"/>
@@ -1230,7 +1747,6 @@
       <w:pPr>
         <w:ind w:left="3840" w:hanging="480"/>
       </w:pPr>
-      <w:rPr/>
     </w:lvl>
     <w:lvl w:ilvl="8">
       <w:start w:val="1"/>
@@ -1240,24 +1756,23 @@
       <w:pPr>
         <w:ind w:left="4320" w:hanging="480"/>
       </w:pPr>
-      <w:rPr/>
     </w:lvl>
   </w:abstractNum>
-  <w:num w:numId="1">
-    <w:abstractNumId w:val="1"/>
+  <w:num w:numId="1" w16cid:durableId="1581476197">
+    <w:abstractNumId w:val="0"/>
   </w:num>
 </w:numbering>
 </file>
 
 <file path=word/styles.xml><?xml version="1.0" encoding="utf-8"?>
-<w:styles xmlns:mc="http://schemas.openxmlformats.org/markup-compatibility/2006" xmlns:o="urn:schemas-microsoft-com:office:office" xmlns:r="http://schemas.openxmlformats.org/officeDocument/2006/relationships" xmlns:m="http://schemas.openxmlformats.org/officeDocument/2006/math" xmlns:v="urn:schemas-microsoft-com:vml" xmlns:wp="http://schemas.openxmlformats.org/drawingml/2006/wordprocessingDrawing" xmlns:w10="urn:schemas-microsoft-com:office:word" xmlns:w="http://schemas.openxmlformats.org/wordprocessingml/2006/main" xmlns:wne="http://schemas.microsoft.com/office/word/2006/wordml" xmlns:sl="http://schemas.openxmlformats.org/schemaLibrary/2006/main" xmlns:a="http://schemas.openxmlformats.org/drawingml/2006/main" xmlns:pic="http://schemas.openxmlformats.org/drawingml/2006/picture" xmlns:c="http://schemas.openxmlformats.org/drawingml/2006/chart" xmlns:lc="http://schemas.openxmlformats.org/drawingml/2006/lockedCanvas" xmlns:dgm="http://schemas.openxmlformats.org/drawingml/2006/diagram" xmlns:wps="http://schemas.microsoft.com/office/word/2010/wordprocessingShape" xmlns:wpg="http://schemas.microsoft.com/office/word/2010/wordprocessingGroup" xmlns:w14="http://schemas.microsoft.com/office/word/2010/wordml" xmlns:w15="http://schemas.microsoft.com/office/word/2012/wordml" xmlns:w16="http://schemas.microsoft.com/office/word/2018/wordml" xmlns:w16cex="http://schemas.microsoft.com/office/word/2018/wordml/cex" xmlns:w16cid="http://schemas.microsoft.com/office/word/2016/wordml/cid" xmlns="http://schemas.microsoft.com/office/tasks/2019/documenttasks" xmlns:cr="http://schemas.microsoft.com/office/comments/2020/reactions">
+<w:styles xmlns:mc="http://schemas.openxmlformats.org/markup-compatibility/2006" xmlns:r="http://schemas.openxmlformats.org/officeDocument/2006/relationships" xmlns:w="http://schemas.openxmlformats.org/wordprocessingml/2006/main" xmlns:w14="http://schemas.microsoft.com/office/word/2010/wordml" xmlns:w15="http://schemas.microsoft.com/office/word/2012/wordml" xmlns:w16cex="http://schemas.microsoft.com/office/word/2018/wordml/cex" xmlns:w16cid="http://schemas.microsoft.com/office/word/2016/wordml/cid" xmlns:w16="http://schemas.microsoft.com/office/word/2018/wordml" xmlns:w16du="http://schemas.microsoft.com/office/word/2023/wordml/word16du" xmlns:w16sdtdh="http://schemas.microsoft.com/office/word/2020/wordml/sdtdatahash" xmlns:w16sdtfl="http://schemas.microsoft.com/office/word/2024/wordml/sdtformatlock" xmlns:w16se="http://schemas.microsoft.com/office/word/2015/wordml/symex" mc:Ignorable="w14 w15 w16se w16cid w16 w16cex w16sdtdh w16sdtfl w16du">
   <w:docDefaults>
     <w:rPrDefault>
       <w:rPr>
-        <w:rFonts w:ascii="Calibri" w:cs="Calibri" w:eastAsia="Calibri" w:hAnsi="Calibri"/>
+        <w:rFonts w:ascii="Calibri" w:eastAsiaTheme="minorEastAsia" w:hAnsi="Calibri" w:cs="Calibri"/>
         <w:sz w:val="24"/>
         <w:szCs w:val="24"/>
-        <w:lang w:val="en"/>
+        <w:lang w:val="en" w:eastAsia="zh-TW" w:bidi="ar-SA"/>
       </w:rPr>
     </w:rPrDefault>
     <w:pPrDefault>
@@ -1266,168 +1781,596 @@
       </w:pPr>
     </w:pPrDefault>
   </w:docDefaults>
-  <w:style w:type="table" w:styleId="TableNormal" w:default="1">
-    <w:name w:val="TableNormal"/>
-    <w:tblPr>
-      <w:tblCellMar>
-        <w:top w:w="100.0" w:type="dxa"/>
-        <w:left w:w="100.0" w:type="dxa"/>
-        <w:bottom w:w="100.0" w:type="dxa"/>
-        <w:right w:w="100.0" w:type="dxa"/>
-      </w:tblCellMar>
-    </w:tblPr>
+  <w:latentStyles w:defLockedState="0" w:defUIPriority="99" w:defSemiHidden="0" w:defUnhideWhenUsed="0" w:defQFormat="0" w:count="376">
+    <w:lsdException w:name="Normal" w:uiPriority="0" w:qFormat="1"/>
+    <w:lsdException w:name="heading 1" w:uiPriority="9" w:qFormat="1"/>
+    <w:lsdException w:name="heading 2" w:semiHidden="1" w:uiPriority="9" w:unhideWhenUsed="1" w:qFormat="1"/>
+    <w:lsdException w:name="heading 3" w:semiHidden="1" w:uiPriority="9" w:unhideWhenUsed="1" w:qFormat="1"/>
+    <w:lsdException w:name="heading 4" w:semiHidden="1" w:uiPriority="9" w:unhideWhenUsed="1" w:qFormat="1"/>
+    <w:lsdException w:name="heading 5" w:semiHidden="1" w:uiPriority="9" w:unhideWhenUsed="1" w:qFormat="1"/>
+    <w:lsdException w:name="heading 6" w:semiHidden="1" w:uiPriority="9" w:unhideWhenUsed="1" w:qFormat="1"/>
+    <w:lsdException w:name="heading 7" w:semiHidden="1" w:uiPriority="9" w:unhideWhenUsed="1" w:qFormat="1"/>
+    <w:lsdException w:name="heading 8" w:semiHidden="1" w:uiPriority="9" w:unhideWhenUsed="1" w:qFormat="1"/>
+    <w:lsdException w:name="heading 9" w:semiHidden="1" w:uiPriority="9" w:unhideWhenUsed="1" w:qFormat="1"/>
+    <w:lsdException w:name="index 1" w:semiHidden="1" w:unhideWhenUsed="1"/>
+    <w:lsdException w:name="index 2" w:semiHidden="1" w:unhideWhenUsed="1"/>
+    <w:lsdException w:name="index 3" w:semiHidden="1" w:unhideWhenUsed="1"/>
+    <w:lsdException w:name="index 4" w:semiHidden="1" w:unhideWhenUsed="1"/>
+    <w:lsdException w:name="index 5" w:semiHidden="1" w:unhideWhenUsed="1"/>
+    <w:lsdException w:name="index 6" w:semiHidden="1" w:unhideWhenUsed="1"/>
+    <w:lsdException w:name="index 7" w:semiHidden="1" w:unhideWhenUsed="1"/>
+    <w:lsdException w:name="index 8" w:semiHidden="1" w:unhideWhenUsed="1"/>
+    <w:lsdException w:name="index 9" w:semiHidden="1" w:unhideWhenUsed="1"/>
+    <w:lsdException w:name="toc 1" w:semiHidden="1" w:uiPriority="39" w:unhideWhenUsed="1"/>
+    <w:lsdException w:name="toc 2" w:semiHidden="1" w:uiPriority="39" w:unhideWhenUsed="1"/>
+    <w:lsdException w:name="toc 3" w:semiHidden="1" w:uiPriority="39" w:unhideWhenUsed="1"/>
+    <w:lsdException w:name="toc 4" w:semiHidden="1" w:uiPriority="39" w:unhideWhenUsed="1"/>
+    <w:lsdException w:name="toc 5" w:semiHidden="1" w:uiPriority="39" w:unhideWhenUsed="1"/>
+    <w:lsdException w:name="toc 6" w:semiHidden="1" w:uiPriority="39" w:unhideWhenUsed="1"/>
+    <w:lsdException w:name="toc 7" w:semiHidden="1" w:uiPriority="39" w:unhideWhenUsed="1"/>
+    <w:lsdException w:name="toc 8" w:semiHidden="1" w:uiPriority="39" w:unhideWhenUsed="1"/>
+    <w:lsdException w:name="toc 9" w:semiHidden="1" w:uiPriority="39" w:unhideWhenUsed="1"/>
+    <w:lsdException w:name="Normal Indent" w:semiHidden="1" w:unhideWhenUsed="1"/>
+    <w:lsdException w:name="footnote text" w:semiHidden="1" w:unhideWhenUsed="1"/>
+    <w:lsdException w:name="annotation text" w:semiHidden="1" w:unhideWhenUsed="1"/>
+    <w:lsdException w:name="header" w:semiHidden="1" w:unhideWhenUsed="1"/>
+    <w:lsdException w:name="footer" w:semiHidden="1" w:unhideWhenUsed="1"/>
+    <w:lsdException w:name="index heading" w:semiHidden="1" w:unhideWhenUsed="1"/>
+    <w:lsdException w:name="caption" w:semiHidden="1" w:uiPriority="35" w:unhideWhenUsed="1" w:qFormat="1"/>
+    <w:lsdException w:name="table of figures" w:semiHidden="1" w:unhideWhenUsed="1"/>
+    <w:lsdException w:name="envelope address" w:semiHidden="1" w:unhideWhenUsed="1"/>
+    <w:lsdException w:name="envelope return" w:semiHidden="1" w:unhideWhenUsed="1"/>
+    <w:lsdException w:name="footnote reference" w:semiHidden="1" w:unhideWhenUsed="1"/>
+    <w:lsdException w:name="annotation reference" w:semiHidden="1" w:unhideWhenUsed="1"/>
+    <w:lsdException w:name="line number" w:semiHidden="1" w:unhideWhenUsed="1"/>
+    <w:lsdException w:name="page number" w:semiHidden="1" w:unhideWhenUsed="1"/>
+    <w:lsdException w:name="endnote reference" w:semiHidden="1" w:unhideWhenUsed="1"/>
+    <w:lsdException w:name="endnote text" w:semiHidden="1" w:unhideWhenUsed="1"/>
+    <w:lsdException w:name="table of authorities" w:semiHidden="1" w:unhideWhenUsed="1"/>
+    <w:lsdException w:name="macro" w:semiHidden="1" w:unhideWhenUsed="1"/>
+    <w:lsdException w:name="toa heading" w:semiHidden="1" w:unhideWhenUsed="1"/>
+    <w:lsdException w:name="List" w:semiHidden="1" w:unhideWhenUsed="1"/>
+    <w:lsdException w:name="List Bullet" w:semiHidden="1" w:unhideWhenUsed="1"/>
+    <w:lsdException w:name="List Number" w:semiHidden="1" w:unhideWhenUsed="1"/>
+    <w:lsdException w:name="List 2" w:semiHidden="1" w:unhideWhenUsed="1"/>
+    <w:lsdException w:name="List 3" w:semiHidden="1" w:unhideWhenUsed="1"/>
+    <w:lsdException w:name="List 4" w:semiHidden="1" w:unhideWhenUsed="1"/>
+    <w:lsdException w:name="List 5" w:semiHidden="1" w:unhideWhenUsed="1"/>
+    <w:lsdException w:name="List Bullet 2" w:semiHidden="1" w:unhideWhenUsed="1"/>
+    <w:lsdException w:name="List Bullet 3" w:semiHidden="1" w:unhideWhenUsed="1"/>
+    <w:lsdException w:name="List Bullet 4" w:semiHidden="1" w:unhideWhenUsed="1"/>
+    <w:lsdException w:name="List Bullet 5" w:semiHidden="1" w:unhideWhenUsed="1"/>
+    <w:lsdException w:name="List Number 2" w:semiHidden="1" w:unhideWhenUsed="1"/>
+    <w:lsdException w:name="List Number 3" w:semiHidden="1" w:unhideWhenUsed="1"/>
+    <w:lsdException w:name="List Number 4" w:semiHidden="1" w:unhideWhenUsed="1"/>
+    <w:lsdException w:name="List Number 5" w:semiHidden="1" w:unhideWhenUsed="1"/>
+    <w:lsdException w:name="Title" w:uiPriority="10" w:qFormat="1"/>
+    <w:lsdException w:name="Closing" w:semiHidden="1" w:unhideWhenUsed="1"/>
+    <w:lsdException w:name="Signature" w:semiHidden="1" w:unhideWhenUsed="1"/>
+    <w:lsdException w:name="Default Paragraph Font" w:semiHidden="1" w:uiPriority="1" w:unhideWhenUsed="1"/>
+    <w:lsdException w:name="Body Text" w:semiHidden="1" w:unhideWhenUsed="1"/>
+    <w:lsdException w:name="Body Text Indent" w:semiHidden="1" w:unhideWhenUsed="1"/>
+    <w:lsdException w:name="List Continue" w:semiHidden="1" w:unhideWhenUsed="1"/>
+    <w:lsdException w:name="List Continue 2" w:semiHidden="1" w:unhideWhenUsed="1"/>
+    <w:lsdException w:name="List Continue 3" w:semiHidden="1" w:unhideWhenUsed="1"/>
+    <w:lsdException w:name="List Continue 4" w:semiHidden="1" w:unhideWhenUsed="1"/>
+    <w:lsdException w:name="List Continue 5" w:semiHidden="1" w:unhideWhenUsed="1"/>
+    <w:lsdException w:name="Message Header" w:semiHidden="1" w:unhideWhenUsed="1"/>
+    <w:lsdException w:name="Subtitle" w:uiPriority="11" w:qFormat="1"/>
+    <w:lsdException w:name="Salutation" w:semiHidden="1" w:unhideWhenUsed="1"/>
+    <w:lsdException w:name="Date" w:semiHidden="1" w:unhideWhenUsed="1"/>
+    <w:lsdException w:name="Body Text First Indent" w:semiHidden="1" w:unhideWhenUsed="1"/>
+    <w:lsdException w:name="Body Text First Indent 2" w:semiHidden="1" w:unhideWhenUsed="1"/>
+    <w:lsdException w:name="Note Heading" w:semiHidden="1" w:unhideWhenUsed="1"/>
+    <w:lsdException w:name="Body Text 2" w:semiHidden="1" w:unhideWhenUsed="1"/>
+    <w:lsdException w:name="Body Text 3" w:semiHidden="1" w:unhideWhenUsed="1"/>
+    <w:lsdException w:name="Body Text Indent 2" w:semiHidden="1" w:unhideWhenUsed="1"/>
+    <w:lsdException w:name="Body Text Indent 3" w:semiHidden="1" w:unhideWhenUsed="1"/>
+    <w:lsdException w:name="Block Text" w:semiHidden="1" w:unhideWhenUsed="1"/>
+    <w:lsdException w:name="Hyperlink" w:semiHidden="1" w:unhideWhenUsed="1"/>
+    <w:lsdException w:name="FollowedHyperlink" w:semiHidden="1" w:unhideWhenUsed="1"/>
+    <w:lsdException w:name="Strong" w:uiPriority="22" w:qFormat="1"/>
+    <w:lsdException w:name="Emphasis" w:uiPriority="20" w:qFormat="1"/>
+    <w:lsdException w:name="Document Map" w:semiHidden="1" w:unhideWhenUsed="1"/>
+    <w:lsdException w:name="Plain Text" w:semiHidden="1" w:unhideWhenUsed="1"/>
+    <w:lsdException w:name="E-mail Signature" w:semiHidden="1" w:unhideWhenUsed="1"/>
+    <w:lsdException w:name="HTML Top of Form" w:semiHidden="1" w:unhideWhenUsed="1"/>
+    <w:lsdException w:name="HTML Bottom of Form" w:semiHidden="1" w:unhideWhenUsed="1"/>
+    <w:lsdException w:name="Normal (Web)" w:semiHidden="1" w:unhideWhenUsed="1"/>
+    <w:lsdException w:name="HTML Acronym" w:semiHidden="1" w:unhideWhenUsed="1"/>
+    <w:lsdException w:name="HTML Address" w:semiHidden="1" w:unhideWhenUsed="1"/>
+    <w:lsdException w:name="HTML Cite" w:semiHidden="1" w:unhideWhenUsed="1"/>
+    <w:lsdException w:name="HTML Code" w:semiHidden="1" w:unhideWhenUsed="1"/>
+    <w:lsdException w:name="HTML Definition" w:semiHidden="1" w:unhideWhenUsed="1"/>
+    <w:lsdException w:name="HTML Keyboard" w:semiHidden="1" w:unhideWhenUsed="1"/>
+    <w:lsdException w:name="HTML Preformatted" w:semiHidden="1" w:unhideWhenUsed="1"/>
+    <w:lsdException w:name="HTML Sample" w:semiHidden="1" w:unhideWhenUsed="1"/>
+    <w:lsdException w:name="HTML Typewriter" w:semiHidden="1" w:unhideWhenUsed="1"/>
+    <w:lsdException w:name="HTML Variable" w:semiHidden="1" w:unhideWhenUsed="1"/>
+    <w:lsdException w:name="Normal Table" w:semiHidden="1" w:unhideWhenUsed="1"/>
+    <w:lsdException w:name="annotation subject" w:semiHidden="1" w:unhideWhenUsed="1"/>
+    <w:lsdException w:name="No List" w:semiHidden="1" w:unhideWhenUsed="1"/>
+    <w:lsdException w:name="Outline List 1" w:semiHidden="1" w:unhideWhenUsed="1"/>
+    <w:lsdException w:name="Outline List 2" w:semiHidden="1" w:unhideWhenUsed="1"/>
+    <w:lsdException w:name="Outline List 3" w:semiHidden="1" w:unhideWhenUsed="1"/>
+    <w:lsdException w:name="Table Simple 1" w:semiHidden="1" w:unhideWhenUsed="1"/>
+    <w:lsdException w:name="Table Simple 2" w:semiHidden="1" w:unhideWhenUsed="1"/>
+    <w:lsdException w:name="Table Simple 3" w:semiHidden="1" w:unhideWhenUsed="1"/>
+    <w:lsdException w:name="Table Classic 1" w:semiHidden="1" w:unhideWhenUsed="1"/>
+    <w:lsdException w:name="Table Classic 2" w:semiHidden="1" w:unhideWhenUsed="1"/>
+    <w:lsdException w:name="Table Classic 3" w:semiHidden="1" w:unhideWhenUsed="1"/>
+    <w:lsdException w:name="Table Classic 4" w:semiHidden="1" w:unhideWhenUsed="1"/>
+    <w:lsdException w:name="Table Colorful 1" w:semiHidden="1" w:unhideWhenUsed="1"/>
+    <w:lsdException w:name="Table Colorful 2" w:semiHidden="1" w:unhideWhenUsed="1"/>
+    <w:lsdException w:name="Table Colorful 3" w:semiHidden="1" w:unhideWhenUsed="1"/>
+    <w:lsdException w:name="Table Columns 1" w:semiHidden="1" w:unhideWhenUsed="1"/>
+    <w:lsdException w:name="Table Columns 2" w:semiHidden="1" w:unhideWhenUsed="1"/>
+    <w:lsdException w:name="Table Columns 3" w:semiHidden="1" w:unhideWhenUsed="1"/>
+    <w:lsdException w:name="Table Columns 4" w:semiHidden="1" w:unhideWhenUsed="1"/>
+    <w:lsdException w:name="Table Columns 5" w:semiHidden="1" w:unhideWhenUsed="1"/>
+    <w:lsdException w:name="Table Grid 1" w:semiHidden="1" w:unhideWhenUsed="1"/>
+    <w:lsdException w:name="Table Grid 2" w:semiHidden="1" w:unhideWhenUsed="1"/>
+    <w:lsdException w:name="Table Grid 3" w:semiHidden="1" w:unhideWhenUsed="1"/>
+    <w:lsdException w:name="Table Grid 4" w:semiHidden="1" w:unhideWhenUsed="1"/>
+    <w:lsdException w:name="Table Grid 5" w:semiHidden="1" w:unhideWhenUsed="1"/>
+    <w:lsdException w:name="Table Grid 6" w:semiHidden="1" w:unhideWhenUsed="1"/>
+    <w:lsdException w:name="Table Grid 7" w:semiHidden="1" w:unhideWhenUsed="1"/>
+    <w:lsdException w:name="Table Grid 8" w:semiHidden="1" w:unhideWhenUsed="1"/>
+    <w:lsdException w:name="Table List 1" w:semiHidden="1" w:unhideWhenUsed="1"/>
+    <w:lsdException w:name="Table List 2" w:semiHidden="1" w:unhideWhenUsed="1"/>
+    <w:lsdException w:name="Table List 3" w:semiHidden="1" w:unhideWhenUsed="1"/>
+    <w:lsdException w:name="Table List 4" w:semiHidden="1" w:unhideWhenUsed="1"/>
+    <w:lsdException w:name="Table List 5" w:semiHidden="1" w:unhideWhenUsed="1"/>
+    <w:lsdException w:name="Table List 6" w:semiHidden="1" w:unhideWhenUsed="1"/>
+    <w:lsdException w:name="Table List 7" w:semiHidden="1" w:unhideWhenUsed="1"/>
+    <w:lsdException w:name="Table List 8" w:semiHidden="1" w:unhideWhenUsed="1"/>
+    <w:lsdException w:name="Table 3D effects 1" w:semiHidden="1" w:unhideWhenUsed="1"/>
+    <w:lsdException w:name="Table 3D effects 2" w:semiHidden="1" w:unhideWhenUsed="1"/>
+    <w:lsdException w:name="Table 3D effects 3" w:semiHidden="1" w:unhideWhenUsed="1"/>
+    <w:lsdException w:name="Table Contemporary" w:semiHidden="1" w:unhideWhenUsed="1"/>
+    <w:lsdException w:name="Table Elegant" w:semiHidden="1" w:unhideWhenUsed="1"/>
+    <w:lsdException w:name="Table Professional" w:semiHidden="1" w:unhideWhenUsed="1"/>
+    <w:lsdException w:name="Table Subtle 1" w:semiHidden="1" w:unhideWhenUsed="1"/>
+    <w:lsdException w:name="Table Subtle 2" w:semiHidden="1" w:unhideWhenUsed="1"/>
+    <w:lsdException w:name="Table Web 1" w:semiHidden="1" w:unhideWhenUsed="1"/>
+    <w:lsdException w:name="Table Web 2" w:semiHidden="1" w:unhideWhenUsed="1"/>
+    <w:lsdException w:name="Table Web 3" w:semiHidden="1" w:unhideWhenUsed="1"/>
+    <w:lsdException w:name="Balloon Text" w:semiHidden="1" w:unhideWhenUsed="1"/>
+    <w:lsdException w:name="Table Grid" w:uiPriority="39"/>
+    <w:lsdException w:name="Table Theme" w:semiHidden="1" w:unhideWhenUsed="1"/>
+    <w:lsdException w:name="Placeholder Text" w:semiHidden="1"/>
+    <w:lsdException w:name="No Spacing" w:uiPriority="1" w:qFormat="1"/>
+    <w:lsdException w:name="Light Shading" w:uiPriority="60"/>
+    <w:lsdException w:name="Light List" w:uiPriority="61"/>
+    <w:lsdException w:name="Light Grid" w:uiPriority="62"/>
+    <w:lsdException w:name="Medium Shading 1" w:uiPriority="63"/>
+    <w:lsdException w:name="Medium Shading 2" w:uiPriority="64"/>
+    <w:lsdException w:name="Medium List 1" w:uiPriority="65"/>
+    <w:lsdException w:name="Medium List 2" w:uiPriority="66"/>
+    <w:lsdException w:name="Medium Grid 1" w:uiPriority="67"/>
+    <w:lsdException w:name="Medium Grid 2" w:uiPriority="68"/>
+    <w:lsdException w:name="Medium Grid 3" w:uiPriority="69"/>
+    <w:lsdException w:name="Dark List" w:uiPriority="70"/>
+    <w:lsdException w:name="Colorful Shading" w:uiPriority="71"/>
+    <w:lsdException w:name="Colorful List" w:uiPriority="72"/>
+    <w:lsdException w:name="Colorful Grid" w:uiPriority="73"/>
+    <w:lsdException w:name="Light Shading Accent 1" w:uiPriority="60"/>
+    <w:lsdException w:name="Light List Accent 1" w:uiPriority="61"/>
+    <w:lsdException w:name="Light Grid Accent 1" w:uiPriority="62"/>
+    <w:lsdException w:name="Medium Shading 1 Accent 1" w:uiPriority="63"/>
+    <w:lsdException w:name="Medium Shading 2 Accent 1" w:uiPriority="64"/>
+    <w:lsdException w:name="Medium List 1 Accent 1" w:uiPriority="65"/>
+    <w:lsdException w:name="Revision" w:semiHidden="1"/>
+    <w:lsdException w:name="List Paragraph" w:uiPriority="34" w:qFormat="1"/>
+    <w:lsdException w:name="Quote" w:uiPriority="29" w:qFormat="1"/>
+    <w:lsdException w:name="Intense Quote" w:uiPriority="30" w:qFormat="1"/>
+    <w:lsdException w:name="Medium List 2 Accent 1" w:uiPriority="66"/>
+    <w:lsdException w:name="Medium Grid 1 Accent 1" w:uiPriority="67"/>
+    <w:lsdException w:name="Medium Grid 2 Accent 1" w:uiPriority="68"/>
+    <w:lsdException w:name="Medium Grid 3 Accent 1" w:uiPriority="69"/>
+    <w:lsdException w:name="Dark List Accent 1" w:uiPriority="70"/>
+    <w:lsdException w:name="Colorful Shading Accent 1" w:uiPriority="71"/>
+    <w:lsdException w:name="Colorful List Accent 1" w:uiPriority="72"/>
+    <w:lsdException w:name="Colorful Grid Accent 1" w:uiPriority="73"/>
+    <w:lsdException w:name="Light Shading Accent 2" w:uiPriority="60"/>
+    <w:lsdException w:name="Light List Accent 2" w:uiPriority="61"/>
+    <w:lsdException w:name="Light Grid Accent 2" w:uiPriority="62"/>
+    <w:lsdException w:name="Medium Shading 1 Accent 2" w:uiPriority="63"/>
+    <w:lsdException w:name="Medium Shading 2 Accent 2" w:uiPriority="64"/>
+    <w:lsdException w:name="Medium List 1 Accent 2" w:uiPriority="65"/>
+    <w:lsdException w:name="Medium List 2 Accent 2" w:uiPriority="66"/>
+    <w:lsdException w:name="Medium Grid 1 Accent 2" w:uiPriority="67"/>
+    <w:lsdException w:name="Medium Grid 2 Accent 2" w:uiPriority="68"/>
+    <w:lsdException w:name="Medium Grid 3 Accent 2" w:uiPriority="69"/>
+    <w:lsdException w:name="Dark List Accent 2" w:uiPriority="70"/>
+    <w:lsdException w:name="Colorful Shading Accent 2" w:uiPriority="71"/>
+    <w:lsdException w:name="Colorful List Accent 2" w:uiPriority="72"/>
+    <w:lsdException w:name="Colorful Grid Accent 2" w:uiPriority="73"/>
+    <w:lsdException w:name="Light Shading Accent 3" w:uiPriority="60"/>
+    <w:lsdException w:name="Light List Accent 3" w:uiPriority="61"/>
+    <w:lsdException w:name="Light Grid Accent 3" w:uiPriority="62"/>
+    <w:lsdException w:name="Medium Shading 1 Accent 3" w:uiPriority="63"/>
+    <w:lsdException w:name="Medium Shading 2 Accent 3" w:uiPriority="64"/>
+    <w:lsdException w:name="Medium List 1 Accent 3" w:uiPriority="65"/>
+    <w:lsdException w:name="Medium List 2 Accent 3" w:uiPriority="66"/>
+    <w:lsdException w:name="Medium Grid 1 Accent 3" w:uiPriority="67"/>
+    <w:lsdException w:name="Medium Grid 2 Accent 3" w:uiPriority="68"/>
+    <w:lsdException w:name="Medium Grid 3 Accent 3" w:uiPriority="69"/>
+    <w:lsdException w:name="Dark List Accent 3" w:uiPriority="70"/>
+    <w:lsdException w:name="Colorful Shading Accent 3" w:uiPriority="71"/>
+    <w:lsdException w:name="Colorful List Accent 3" w:uiPriority="72"/>
+    <w:lsdException w:name="Colorful Grid Accent 3" w:uiPriority="73"/>
+    <w:lsdException w:name="Light Shading Accent 4" w:uiPriority="60"/>
+    <w:lsdException w:name="Light List Accent 4" w:uiPriority="61"/>
+    <w:lsdException w:name="Light Grid Accent 4" w:uiPriority="62"/>
+    <w:lsdException w:name="Medium Shading 1 Accent 4" w:uiPriority="63"/>
+    <w:lsdException w:name="Medium Shading 2 Accent 4" w:uiPriority="64"/>
+    <w:lsdException w:name="Medium List 1 Accent 4" w:uiPriority="65"/>
+    <w:lsdException w:name="Medium List 2 Accent 4" w:uiPriority="66"/>
+    <w:lsdException w:name="Medium Grid 1 Accent 4" w:uiPriority="67"/>
+    <w:lsdException w:name="Medium Grid 2 Accent 4" w:uiPriority="68"/>
+    <w:lsdException w:name="Medium Grid 3 Accent 4" w:uiPriority="69"/>
+    <w:lsdException w:name="Dark List Accent 4" w:uiPriority="70"/>
+    <w:lsdException w:name="Colorful Shading Accent 4" w:uiPriority="71"/>
+    <w:lsdException w:name="Colorful List Accent 4" w:uiPriority="72"/>
+    <w:lsdException w:name="Colorful Grid Accent 4" w:uiPriority="73"/>
+    <w:lsdException w:name="Light Shading Accent 5" w:uiPriority="60"/>
+    <w:lsdException w:name="Light List Accent 5" w:uiPriority="61"/>
+    <w:lsdException w:name="Light Grid Accent 5" w:uiPriority="62"/>
+    <w:lsdException w:name="Medium Shading 1 Accent 5" w:uiPriority="63"/>
+    <w:lsdException w:name="Medium Shading 2 Accent 5" w:uiPriority="64"/>
+    <w:lsdException w:name="Medium List 1 Accent 5" w:uiPriority="65"/>
+    <w:lsdException w:name="Medium List 2 Accent 5" w:uiPriority="66"/>
+    <w:lsdException w:name="Medium Grid 1 Accent 5" w:uiPriority="67"/>
+    <w:lsdException w:name="Medium Grid 2 Accent 5" w:uiPriority="68"/>
+    <w:lsdException w:name="Medium Grid 3 Accent 5" w:uiPriority="69"/>
+    <w:lsdException w:name="Dark List Accent 5" w:uiPriority="70"/>
+    <w:lsdException w:name="Colorful Shading Accent 5" w:uiPriority="71"/>
+    <w:lsdException w:name="Colorful List Accent 5" w:uiPriority="72"/>
+    <w:lsdException w:name="Colorful Grid Accent 5" w:uiPriority="73"/>
+    <w:lsdException w:name="Light Shading Accent 6" w:uiPriority="60"/>
+    <w:lsdException w:name="Light List Accent 6" w:uiPriority="61"/>
+    <w:lsdException w:name="Light Grid Accent 6" w:uiPriority="62"/>
+    <w:lsdException w:name="Medium Shading 1 Accent 6" w:uiPriority="63"/>
+    <w:lsdException w:name="Medium Shading 2 Accent 6" w:uiPriority="64"/>
+    <w:lsdException w:name="Medium List 1 Accent 6" w:uiPriority="65"/>
+    <w:lsdException w:name="Medium List 2 Accent 6" w:uiPriority="66"/>
+    <w:lsdException w:name="Medium Grid 1 Accent 6" w:uiPriority="67"/>
+    <w:lsdException w:name="Medium Grid 2 Accent 6" w:uiPriority="68"/>
+    <w:lsdException w:name="Medium Grid 3 Accent 6" w:uiPriority="69"/>
+    <w:lsdException w:name="Dark List Accent 6" w:uiPriority="70"/>
+    <w:lsdException w:name="Colorful Shading Accent 6" w:uiPriority="71"/>
+    <w:lsdException w:name="Colorful List Accent 6" w:uiPriority="72"/>
+    <w:lsdException w:name="Colorful Grid Accent 6" w:uiPriority="73"/>
+    <w:lsdException w:name="Subtle Emphasis" w:uiPriority="19" w:qFormat="1"/>
+    <w:lsdException w:name="Intense Emphasis" w:uiPriority="21" w:qFormat="1"/>
+    <w:lsdException w:name="Subtle Reference" w:uiPriority="31" w:qFormat="1"/>
+    <w:lsdException w:name="Intense Reference" w:uiPriority="32" w:qFormat="1"/>
+    <w:lsdException w:name="Book Title" w:uiPriority="33" w:qFormat="1"/>
+    <w:lsdException w:name="Bibliography" w:semiHidden="1" w:uiPriority="37" w:unhideWhenUsed="1"/>
+    <w:lsdException w:name="TOC Heading" w:semiHidden="1" w:uiPriority="39" w:unhideWhenUsed="1" w:qFormat="1"/>
+    <w:lsdException w:name="Plain Table 1" w:uiPriority="41"/>
+    <w:lsdException w:name="Plain Table 2" w:uiPriority="42"/>
+    <w:lsdException w:name="Plain Table 3" w:uiPriority="43"/>
+    <w:lsdException w:name="Plain Table 4" w:uiPriority="44"/>
+    <w:lsdException w:name="Plain Table 5" w:uiPriority="45"/>
+    <w:lsdException w:name="Grid Table Light" w:uiPriority="40"/>
+    <w:lsdException w:name="Grid Table 1 Light" w:uiPriority="46"/>
+    <w:lsdException w:name="Grid Table 2" w:uiPriority="47"/>
+    <w:lsdException w:name="Grid Table 3" w:uiPriority="48"/>
+    <w:lsdException w:name="Grid Table 4" w:uiPriority="49"/>
+    <w:lsdException w:name="Grid Table 5 Dark" w:uiPriority="50"/>
+    <w:lsdException w:name="Grid Table 6 Colorful" w:uiPriority="51"/>
+    <w:lsdException w:name="Grid Table 7 Colorful" w:uiPriority="52"/>
+    <w:lsdException w:name="Grid Table 1 Light Accent 1" w:uiPriority="46"/>
+    <w:lsdException w:name="Grid Table 2 Accent 1" w:uiPriority="47"/>
+    <w:lsdException w:name="Grid Table 3 Accent 1" w:uiPriority="48"/>
+    <w:lsdException w:name="Grid Table 4 Accent 1" w:uiPriority="49"/>
+    <w:lsdException w:name="Grid Table 5 Dark Accent 1" w:uiPriority="50"/>
+    <w:lsdException w:name="Grid Table 6 Colorful Accent 1" w:uiPriority="51"/>
+    <w:lsdException w:name="Grid Table 7 Colorful Accent 1" w:uiPriority="52"/>
+    <w:lsdException w:name="Grid Table 1 Light Accent 2" w:uiPriority="46"/>
+    <w:lsdException w:name="Grid Table 2 Accent 2" w:uiPriority="47"/>
+    <w:lsdException w:name="Grid Table 3 Accent 2" w:uiPriority="48"/>
+    <w:lsdException w:name="Grid Table 4 Accent 2" w:uiPriority="49"/>
+    <w:lsdException w:name="Grid Table 5 Dark Accent 2" w:uiPriority="50"/>
+    <w:lsdException w:name="Grid Table 6 Colorful Accent 2" w:uiPriority="51"/>
+    <w:lsdException w:name="Grid Table 7 Colorful Accent 2" w:uiPriority="52"/>
+    <w:lsdException w:name="Grid Table 1 Light Accent 3" w:uiPriority="46"/>
+    <w:lsdException w:name="Grid Table 2 Accent 3" w:uiPriority="47"/>
+    <w:lsdException w:name="Grid Table 3 Accent 3" w:uiPriority="48"/>
+    <w:lsdException w:name="Grid Table 4 Accent 3" w:uiPriority="49"/>
+    <w:lsdException w:name="Grid Table 5 Dark Accent 3" w:uiPriority="50"/>
+    <w:lsdException w:name="Grid Table 6 Colorful Accent 3" w:uiPriority="51"/>
+    <w:lsdException w:name="Grid Table 7 Colorful Accent 3" w:uiPriority="52"/>
+    <w:lsdException w:name="Grid Table 1 Light Accent 4" w:uiPriority="46"/>
+    <w:lsdException w:name="Grid Table 2 Accent 4" w:uiPriority="47"/>
+    <w:lsdException w:name="Grid Table 3 Accent 4" w:uiPriority="48"/>
+    <w:lsdException w:name="Grid Table 4 Accent 4" w:uiPriority="49"/>
+    <w:lsdException w:name="Grid Table 5 Dark Accent 4" w:uiPriority="50"/>
+    <w:lsdException w:name="Grid Table 6 Colorful Accent 4" w:uiPriority="51"/>
+    <w:lsdException w:name="Grid Table 7 Colorful Accent 4" w:uiPriority="52"/>
+    <w:lsdException w:name="Grid Table 1 Light Accent 5" w:uiPriority="46"/>
+    <w:lsdException w:name="Grid Table 2 Accent 5" w:uiPriority="47"/>
+    <w:lsdException w:name="Grid Table 3 Accent 5" w:uiPriority="48"/>
+    <w:lsdException w:name="Grid Table 4 Accent 5" w:uiPriority="49"/>
+    <w:lsdException w:name="Grid Table 5 Dark Accent 5" w:uiPriority="50"/>
+    <w:lsdException w:name="Grid Table 6 Colorful Accent 5" w:uiPriority="51"/>
+    <w:lsdException w:name="Grid Table 7 Colorful Accent 5" w:uiPriority="52"/>
+    <w:lsdException w:name="Grid Table 1 Light Accent 6" w:uiPriority="46"/>
+    <w:lsdException w:name="Grid Table 2 Accent 6" w:uiPriority="47"/>
+    <w:lsdException w:name="Grid Table 3 Accent 6" w:uiPriority="48"/>
+    <w:lsdException w:name="Grid Table 4 Accent 6" w:uiPriority="49"/>
+    <w:lsdException w:name="Grid Table 5 Dark Accent 6" w:uiPriority="50"/>
+    <w:lsdException w:name="Grid Table 6 Colorful Accent 6" w:uiPriority="51"/>
+    <w:lsdException w:name="Grid Table 7 Colorful Accent 6" w:uiPriority="52"/>
+    <w:lsdException w:name="List Table 1 Light" w:uiPriority="46"/>
+    <w:lsdException w:name="List Table 2" w:uiPriority="47"/>
+    <w:lsdException w:name="List Table 3" w:uiPriority="48"/>
+    <w:lsdException w:name="List Table 4" w:uiPriority="49"/>
+    <w:lsdException w:name="List Table 5 Dark" w:uiPriority="50"/>
+    <w:lsdException w:name="List Table 6 Colorful" w:uiPriority="51"/>
+    <w:lsdException w:name="List Table 7 Colorful" w:uiPriority="52"/>
+    <w:lsdException w:name="List Table 1 Light Accent 1" w:uiPriority="46"/>
+    <w:lsdException w:name="List Table 2 Accent 1" w:uiPriority="47"/>
+    <w:lsdException w:name="List Table 3 Accent 1" w:uiPriority="48"/>
+    <w:lsdException w:name="List Table 4 Accent 1" w:uiPriority="49"/>
+    <w:lsdException w:name="List Table 5 Dark Accent 1" w:uiPriority="50"/>
+    <w:lsdException w:name="List Table 6 Colorful Accent 1" w:uiPriority="51"/>
+    <w:lsdException w:name="List Table 7 Colorful Accent 1" w:uiPriority="52"/>
+    <w:lsdException w:name="List Table 1 Light Accent 2" w:uiPriority="46"/>
+    <w:lsdException w:name="List Table 2 Accent 2" w:uiPriority="47"/>
+    <w:lsdException w:name="List Table 3 Accent 2" w:uiPriority="48"/>
+    <w:lsdException w:name="List Table 4 Accent 2" w:uiPriority="49"/>
+    <w:lsdException w:name="List Table 5 Dark Accent 2" w:uiPriority="50"/>
+    <w:lsdException w:name="List Table 6 Colorful Accent 2" w:uiPriority="51"/>
+    <w:lsdException w:name="List Table 7 Colorful Accent 2" w:uiPriority="52"/>
+    <w:lsdException w:name="List Table 1 Light Accent 3" w:uiPriority="46"/>
+    <w:lsdException w:name="List Table 2 Accent 3" w:uiPriority="47"/>
+    <w:lsdException w:name="List Table 3 Accent 3" w:uiPriority="48"/>
+    <w:lsdException w:name="List Table 4 Accent 3" w:uiPriority="49"/>
+    <w:lsdException w:name="List Table 5 Dark Accent 3" w:uiPriority="50"/>
+    <w:lsdException w:name="List Table 6 Colorful Accent 3" w:uiPriority="51"/>
+    <w:lsdException w:name="List Table 7 Colorful Accent 3" w:uiPriority="52"/>
+    <w:lsdException w:name="List Table 1 Light Accent 4" w:uiPriority="46"/>
+    <w:lsdException w:name="List Table 2 Accent 4" w:uiPriority="47"/>
+    <w:lsdException w:name="List Table 3 Accent 4" w:uiPriority="48"/>
+    <w:lsdException w:name="List Table 4 Accent 4" w:uiPriority="49"/>
+    <w:lsdException w:name="List Table 5 Dark Accent 4" w:uiPriority="50"/>
+    <w:lsdException w:name="List Table 6 Colorful Accent 4" w:uiPriority="51"/>
+    <w:lsdException w:name="List Table 7 Colorful Accent 4" w:uiPriority="52"/>
+    <w:lsdException w:name="List Table 1 Light Accent 5" w:uiPriority="46"/>
+    <w:lsdException w:name="List Table 2 Accent 5" w:uiPriority="47"/>
+    <w:lsdException w:name="List Table 3 Accent 5" w:uiPriority="48"/>
+    <w:lsdException w:name="List Table 4 Accent 5" w:uiPriority="49"/>
+    <w:lsdException w:name="List Table 5 Dark Accent 5" w:uiPriority="50"/>
+    <w:lsdException w:name="List Table 6 Colorful Accent 5" w:uiPriority="51"/>
+    <w:lsdException w:name="List Table 7 Colorful Accent 5" w:uiPriority="52"/>
+    <w:lsdException w:name="List Table 1 Light Accent 6" w:uiPriority="46"/>
+    <w:lsdException w:name="List Table 2 Accent 6" w:uiPriority="47"/>
+    <w:lsdException w:name="List Table 3 Accent 6" w:uiPriority="48"/>
+    <w:lsdException w:name="List Table 4 Accent 6" w:uiPriority="49"/>
+    <w:lsdException w:name="List Table 5 Dark Accent 6" w:uiPriority="50"/>
+    <w:lsdException w:name="List Table 6 Colorful Accent 6" w:uiPriority="51"/>
+    <w:lsdException w:name="List Table 7 Colorful Accent 6" w:uiPriority="52"/>
+    <w:lsdException w:name="Mention" w:semiHidden="1" w:unhideWhenUsed="1"/>
+    <w:lsdException w:name="Smart Hyperlink" w:semiHidden="1" w:unhideWhenUsed="1"/>
+    <w:lsdException w:name="Hashtag" w:semiHidden="1" w:unhideWhenUsed="1"/>
+    <w:lsdException w:name="Unresolved Mention" w:semiHidden="1" w:unhideWhenUsed="1"/>
+    <w:lsdException w:name="Smart Link" w:semiHidden="1" w:unhideWhenUsed="1"/>
+  </w:latentStyles>
+  <w:style w:type="paragraph" w:default="1" w:styleId="a">
+    <w:name w:val="Normal"/>
+    <w:qFormat/>
   </w:style>
-  <w:style w:type="paragraph" w:styleId="Normal" w:default="1">
-    <w:name w:val="normal"/>
-  </w:style>
-  <w:style w:type="paragraph" w:styleId="Heading1">
+  <w:style w:type="paragraph" w:styleId="1">
     <w:name w:val="heading 1"/>
-    <w:basedOn w:val="Normal"/>
-    <w:next w:val="Normal"/>
+    <w:basedOn w:val="a"/>
+    <w:next w:val="a"/>
+    <w:uiPriority w:val="9"/>
+    <w:qFormat/>
     <w:pPr>
-      <w:keepNext w:val="1"/>
-      <w:keepLines w:val="1"/>
-      <w:pageBreakBefore w:val="0"/>
-      <w:spacing w:after="120" w:before="480" w:lineRule="auto"/>
+      <w:keepNext/>
+      <w:keepLines/>
+      <w:spacing w:before="480" w:after="120"/>
+      <w:outlineLvl w:val="0"/>
     </w:pPr>
     <w:rPr>
-      <w:b w:val="1"/>
-      <w:bCs w:val="1"/>
+      <w:b/>
+      <w:bCs/>
       <w:sz w:val="48"/>
       <w:szCs w:val="48"/>
     </w:rPr>
   </w:style>
-  <w:style w:type="paragraph" w:styleId="Heading2">
+  <w:style w:type="paragraph" w:styleId="2">
     <w:name w:val="heading 2"/>
-    <w:basedOn w:val="Normal"/>
-    <w:next w:val="Normal"/>
+    <w:basedOn w:val="a"/>
+    <w:next w:val="a"/>
+    <w:uiPriority w:val="9"/>
+    <w:semiHidden/>
+    <w:unhideWhenUsed/>
+    <w:qFormat/>
     <w:pPr>
-      <w:keepNext w:val="1"/>
-      <w:keepLines w:val="1"/>
-      <w:pageBreakBefore w:val="0"/>
-      <w:spacing w:after="80" w:before="360" w:lineRule="auto"/>
+      <w:keepNext/>
+      <w:keepLines/>
+      <w:spacing w:before="360" w:after="80"/>
+      <w:outlineLvl w:val="1"/>
     </w:pPr>
     <w:rPr>
-      <w:b w:val="1"/>
-      <w:bCs w:val="1"/>
+      <w:b/>
+      <w:bCs/>
       <w:sz w:val="36"/>
       <w:szCs w:val="36"/>
     </w:rPr>
   </w:style>
-  <w:style w:type="paragraph" w:styleId="Heading3">
+  <w:style w:type="paragraph" w:styleId="3">
     <w:name w:val="heading 3"/>
-    <w:basedOn w:val="Normal"/>
-    <w:next w:val="Normal"/>
+    <w:basedOn w:val="a"/>
+    <w:next w:val="a"/>
+    <w:uiPriority w:val="9"/>
+    <w:semiHidden/>
+    <w:unhideWhenUsed/>
+    <w:qFormat/>
     <w:pPr>
-      <w:keepNext w:val="1"/>
-      <w:keepLines w:val="1"/>
-      <w:pageBreakBefore w:val="0"/>
-      <w:spacing w:after="80" w:before="280" w:lineRule="auto"/>
+      <w:keepNext/>
+      <w:keepLines/>
+      <w:spacing w:before="280" w:after="80"/>
+      <w:outlineLvl w:val="2"/>
     </w:pPr>
     <w:rPr>
-      <w:b w:val="1"/>
-      <w:bCs w:val="1"/>
+      <w:b/>
+      <w:bCs/>
       <w:sz w:val="28"/>
       <w:szCs w:val="28"/>
     </w:rPr>
   </w:style>
-  <w:style w:type="paragraph" w:styleId="Heading4">
+  <w:style w:type="paragraph" w:styleId="4">
     <w:name w:val="heading 4"/>
-    <w:basedOn w:val="Normal"/>
-    <w:next w:val="Normal"/>
+    <w:basedOn w:val="a"/>
+    <w:next w:val="a"/>
+    <w:uiPriority w:val="9"/>
+    <w:semiHidden/>
+    <w:unhideWhenUsed/>
+    <w:qFormat/>
     <w:pPr>
-      <w:keepNext w:val="1"/>
-      <w:keepLines w:val="1"/>
-      <w:pageBreakBefore w:val="0"/>
-      <w:spacing w:after="40" w:before="240" w:lineRule="auto"/>
+      <w:keepNext/>
+      <w:keepLines/>
+      <w:spacing w:before="240" w:after="40"/>
+      <w:outlineLvl w:val="3"/>
     </w:pPr>
     <w:rPr>
-      <w:b w:val="1"/>
-      <w:bCs w:val="1"/>
-      <w:sz w:val="24"/>
-      <w:szCs w:val="24"/>
+      <w:b/>
+      <w:bCs/>
     </w:rPr>
   </w:style>
-  <w:style w:type="paragraph" w:styleId="Heading5">
+  <w:style w:type="paragraph" w:styleId="5">
     <w:name w:val="heading 5"/>
-    <w:basedOn w:val="Normal"/>
-    <w:next w:val="Normal"/>
+    <w:basedOn w:val="a"/>
+    <w:next w:val="a"/>
+    <w:uiPriority w:val="9"/>
+    <w:semiHidden/>
+    <w:unhideWhenUsed/>
+    <w:qFormat/>
     <w:pPr>
-      <w:keepNext w:val="1"/>
-      <w:keepLines w:val="1"/>
-      <w:pageBreakBefore w:val="0"/>
-      <w:spacing w:after="40" w:before="220" w:lineRule="auto"/>
+      <w:keepNext/>
+      <w:keepLines/>
+      <w:spacing w:before="220" w:after="40"/>
+      <w:outlineLvl w:val="4"/>
     </w:pPr>
     <w:rPr>
-      <w:b w:val="1"/>
-      <w:bCs w:val="1"/>
+      <w:b/>
+      <w:bCs/>
       <w:sz w:val="22"/>
       <w:szCs w:val="22"/>
     </w:rPr>
   </w:style>
-  <w:style w:type="paragraph" w:styleId="Heading6">
+  <w:style w:type="paragraph" w:styleId="6">
     <w:name w:val="heading 6"/>
-    <w:basedOn w:val="Normal"/>
-    <w:next w:val="Normal"/>
+    <w:basedOn w:val="a"/>
+    <w:next w:val="a"/>
+    <w:uiPriority w:val="9"/>
+    <w:semiHidden/>
+    <w:unhideWhenUsed/>
+    <w:qFormat/>
     <w:pPr>
-      <w:keepNext w:val="1"/>
-      <w:keepLines w:val="1"/>
-      <w:pageBreakBefore w:val="0"/>
-      <w:spacing w:after="40" w:before="200" w:lineRule="auto"/>
+      <w:keepNext/>
+      <w:keepLines/>
+      <w:spacing w:before="200" w:after="40"/>
+      <w:outlineLvl w:val="5"/>
     </w:pPr>
     <w:rPr>
-      <w:b w:val="1"/>
-      <w:bCs w:val="1"/>
+      <w:b/>
+      <w:bCs/>
       <w:sz w:val="20"/>
       <w:szCs w:val="20"/>
     </w:rPr>
   </w:style>
-  <w:style w:type="paragraph" w:styleId="Title">
+  <w:style w:type="character" w:default="1" w:styleId="a0">
+    <w:name w:val="Default Paragraph Font"/>
+    <w:uiPriority w:val="1"/>
+    <w:semiHidden/>
+    <w:unhideWhenUsed/>
+  </w:style>
+  <w:style w:type="table" w:default="1" w:styleId="a1">
+    <w:name w:val="Normal Table"/>
+    <w:uiPriority w:val="99"/>
+    <w:semiHidden/>
+    <w:unhideWhenUsed/>
+    <w:tblPr>
+      <w:tblInd w:w="0" w:type="dxa"/>
+      <w:tblCellMar>
+        <w:top w:w="0" w:type="dxa"/>
+        <w:left w:w="108" w:type="dxa"/>
+        <w:bottom w:w="0" w:type="dxa"/>
+        <w:right w:w="108" w:type="dxa"/>
+      </w:tblCellMar>
+    </w:tblPr>
+  </w:style>
+  <w:style w:type="numbering" w:default="1" w:styleId="a2">
+    <w:name w:val="No List"/>
+    <w:uiPriority w:val="99"/>
+    <w:semiHidden/>
+    <w:unhideWhenUsed/>
+  </w:style>
+  <w:style w:type="table" w:customStyle="1" w:styleId="TableNormal">
+    <w:name w:val="TableNormal"/>
+    <w:tblPr>
+      <w:tblCellMar>
+        <w:top w:w="100" w:type="dxa"/>
+        <w:left w:w="100" w:type="dxa"/>
+        <w:bottom w:w="100" w:type="dxa"/>
+        <w:right w:w="100" w:type="dxa"/>
+      </w:tblCellMar>
+    </w:tblPr>
+  </w:style>
+  <w:style w:type="paragraph" w:styleId="a3">
     <w:name w:val="Title"/>
-    <w:basedOn w:val="Normal"/>
-    <w:next w:val="Normal"/>
+    <w:basedOn w:val="a"/>
+    <w:next w:val="a"/>
+    <w:uiPriority w:val="10"/>
+    <w:qFormat/>
     <w:pPr>
-      <w:keepNext w:val="1"/>
-      <w:keepLines w:val="1"/>
-      <w:pageBreakBefore w:val="0"/>
-      <w:spacing w:after="120" w:before="480" w:lineRule="auto"/>
+      <w:keepNext/>
+      <w:keepLines/>
+      <w:spacing w:before="480" w:after="120"/>
     </w:pPr>
     <w:rPr>
-      <w:b w:val="1"/>
-      <w:bCs w:val="1"/>
+      <w:b/>
+      <w:bCs/>
       <w:sz w:val="72"/>
       <w:szCs w:val="72"/>
     </w:rPr>
   </w:style>
-  <w:style w:type="paragraph" w:styleId="Subtitle">
+  <w:style w:type="paragraph" w:styleId="a4">
     <w:name w:val="Subtitle"/>
-    <w:basedOn w:val="Normal"/>
-    <w:next w:val="Normal"/>
+    <w:basedOn w:val="a"/>
+    <w:next w:val="a"/>
+    <w:uiPriority w:val="11"/>
+    <w:qFormat/>
     <w:pPr>
-      <w:keepNext w:val="1"/>
-      <w:keepLines w:val="1"/>
-      <w:pageBreakBefore w:val="0"/>
-      <w:spacing w:after="80" w:before="360" w:lineRule="auto"/>
+      <w:keepNext/>
+      <w:keepLines/>
+      <w:spacing w:before="360" w:after="80"/>
     </w:pPr>
     <w:rPr>
-      <w:rFonts w:ascii="Georgia" w:cs="Georgia" w:eastAsia="Georgia" w:hAnsi="Georgia"/>
-      <w:i w:val="1"/>
-      <w:iCs w:val="1"/>
+      <w:rFonts w:ascii="Georgia" w:eastAsia="Georgia" w:hAnsi="Georgia" w:cs="Georgia"/>
+      <w:i/>
+      <w:iCs/>
       <w:color w:val="666666"/>
       <w:sz w:val="48"/>
       <w:szCs w:val="48"/>
     </w:rPr>
   </w:style>
-  <w:style w:type="table" w:styleId="Table1">
+  <w:style w:type="table" w:customStyle="1" w:styleId="a5">
     <w:basedOn w:val="TableNormal"/>
     <w:tblPr>
       <w:tblStyleRowBandSize w:val="1"/>
       <w:tblStyleColBandSize w:val="1"/>
       <w:tblCellMar>
-        <w:top w:w="0.0" w:type="dxa"/>
-        <w:left w:w="108.0" w:type="dxa"/>
-        <w:bottom w:w="0.0" w:type="dxa"/>
-        <w:right w:w="108.0" w:type="dxa"/>
+        <w:top w:w="0" w:type="dxa"/>
+        <w:left w:w="108" w:type="dxa"/>
+        <w:bottom w:w="0" w:type="dxa"/>
+        <w:right w:w="108" w:type="dxa"/>
       </w:tblCellMar>
     </w:tblPr>
   </w:style>
